--- a/KURESEL_GELISMELER_ISIGINDA_SEKTOREL_ANALIZ_RAPORU.docx
+++ b/KURESEL_GELISMELER_ISIGINDA_SEKTOREL_ANALIZ_RAPORU.docx
@@ -306,6 +306,15 @@
         <w:ind w:firstLine="0"/>
       </w:pPr>
       <w:r>
+        <w:t xml:space="preserve">   7.6. Beceri Açığı ve Aktif İşgücü Programlarının Rolü</w:t>
+      </w:r>
+    </w:p>
+    <w:p>
+      <w:pPr>
+        <w:spacing w:after="40"/>
+        <w:ind w:firstLine="0"/>
+      </w:pPr>
+      <w:r>
         <w:t>8. Sonuç ve Değerlendirme</w:t>
       </w:r>
     </w:p>
@@ -365,6 +374,33 @@
           <w:i w:val="0"/>
         </w:rPr>
         <w:t>Rapor, AB Karbon Sınır Düzenleme Mekanizması (CBAM), yeşil dönüşüm, dijital dönüşüm ve yapay zeka gibi küresel megatrendleri Türkiye'nin sektörel yapısıyla ilişkilendirerek, desteklenmesi gereken sektörleri ve teşvik politikası parametrelerini ortaya koymaktadır.</w:t>
+      </w:r>
+    </w:p>
+    <w:p>
+      <w:r>
+        <w:rPr>
+          <w:b w:val="0"/>
+          <w:i w:val="0"/>
+        </w:rPr>
+        <w:t>Analitik çerçeve olarak benimsenen kadran yöntemi, 20 sektörü iki eksen üzerinde —istihdam payı ve işgücü maliyet oranı— medyan değerlere göre dört gruba ayırmaktadır. Teşvik önceliği olan K1 sektörleri, hem yüksek istihdam kapasitesi hem de yüksek işgücü maliyet baskısı taşıdığından marjinal politika müdahalesinin en yüksek etkiyi yaratacağı gruptur. Bu sınıflandırma, kaynakların doğru sektörlere yönlendirilmesi ve teşvik tasarımının rasyonelleştirilmesi bakımından önemli bir analitik katkı sunmaktadır.</w:t>
+      </w:r>
+    </w:p>
+    <w:p>
+      <w:r>
+        <w:rPr>
+          <w:b w:val="0"/>
+          <w:i w:val="0"/>
+        </w:rPr>
+        <w:t>İmalat sektörünün desteklenmesi, salt bu sektörün ötesine geçen çarpan etkileri nedeniyle stratejik öneme sahiptir. UNIDO Sanayi Kalkınma Raporu 2024, her imalat istihdamının ekonominin diğer sektörlerinde ortalama 2,5 ilave iş yarattığını kanıtlamaktadır (UNIDO, 2024). Berkeley Üniversitesi ekonomisti Enrico Moretti (2010), yüksek teknoloji imalatında bu çarpanın 4,9'a ulaştığını hesaplamıştır. Bu bulgu, imalat istihdamına yönelik her teşvik TL'sinin ekonomi genelinde çok katmanlı bir istihdam ve gelir etkisi yaratacağını ortaya koymakta; söz konusu sektörü istihdam politikasının odak noktası haline getirmektedir.</w:t>
+      </w:r>
+    </w:p>
+    <w:p>
+      <w:r>
+        <w:rPr>
+          <w:b w:val="0"/>
+          <w:i w:val="0"/>
+        </w:rPr>
+        <w:t>Ancak istihdam teşvikleri tek başına yeterli değildir. Dünya Ekonomik Forumu'nun (WEF) Mesleklerin Geleceği 2025 Raporu, 2030'a kadar mevcut iş becerilerinin %39'unun geçerliliğini yitireceğini ve işverenlerin %41'inin yapay zeka otomasyonu nedeniyle işgücü azaltımını planladığını ortaya koymaktadır (WEF, 2025). Bu tablo, istihdam teşviklerinin aktif işgücü programları —mesleki yeniden eğitim, İŞKUR sektörel kursları, işbaşı eğitimi, dijital beceri geliştirme— ile eş zamanlı ve entegre biçimde tasarlanmasını zorunlu kılmaktadır. Card, Kluve ve Weber'in (2018) 200'den fazla ALMP programını kapsayan meta-analizi, mesleki eğitim programlarının orta vadede anlamlı istihdam ve kazanç artışları sağladığını, iş arama yardımının kısa vadede etkili olduğunu ve bu iki aracın finansal teşviklerle entegre edildiğinde sinerjik etki yarattığını belgelemektedir (Card, Kluve ve Weber, 2018).</w:t>
       </w:r>
     </w:p>
     <w:p>
@@ -4070,6 +4106,18 @@
       </w:r>
     </w:p>
     <w:p>
+      <w:pPr>
+        <w:ind w:firstLine="0"/>
+      </w:pPr>
+      <w:r>
+        <w:rPr>
+          <w:b w:val="0"/>
+          <w:i/>
+        </w:rPr>
+        <w:t>Not: Etkinlik (Maliyet Etkinliği) = Gayrisafi Katma Değer / İşgücü Ödemesi. Katsayı, 1 TL işgücü maliyetiyle kaç TL gayrisafi katma değer üretildiğini göstermektedir. Örneğin 2,29 değeri, 1 TL işgücü ödemesine karşılık 2,29 TL katma değer üretildiği anlamına gelir. Değer ne kadar yüksekse işgücünün katma değer yaratma kapasitesi o kadar güçlüdür; düşük değer ise işgücü maliyetinin katma değere oranla yüksek olduğuna ve maliyet baskısına işaret eder.</w:t>
+      </w:r>
+    </w:p>
+    <w:p>
       <w:r>
         <w:br w:type="page"/>
       </w:r>
@@ -4122,7 +4170,16 @@
           <w:b w:val="0"/>
           <w:i w:val="0"/>
         </w:rPr>
-        <w:t>OECD özellikle şu alanlara dikkat çekmektedir: (i) Kadın işgücü katılımının artırılması — OECD ortalamasının önemli ölçüde altında olan kadın işgücü katılımının yükseltilmesi için okul öncesi eğitim olanaklarının genişletilmesi, çocuk yardımlarının artırılması ve ebeveynler için efektif vergi oranlarının düşürülmesi; (ii) Hizmetler sektöründe düzenleyici reformlar — mesleki hizmet faaliyetleri OECD'nin en düzenlenmiş ülkeleri arasında yer almakta olup bu durum değer zinciri boyunca verimliliği olumsuz etkilemektedir; (iii) Kayıt dışılığın azaltılması — düşük gelirli çalışanlarda sosyal güvenlik primlerinin düşürülmesi işgücü piyasası katılımını artırabilir ve kayıt dışılığı azaltabilir (OECD, 2025).</w:t>
+        <w:t>OECD özellikle şu alanlara dikkat çekmektedir: (i) Kadın işgücü katılımının artırılması — OECD ortalamasının önemli ölçüde altında olan kadın işgücü katılımının yükseltilmesi için okul öncesi eğitim olanaklarının genişletilmesi, çocuk yardımlarının artırılması ve ebeveynler için efektif vergi oranlarının düşürülmesi; (ii) Hizmetler sektöründe düzenleyici reformlar (aşağıda ayrıca ele alınmaktadır); (iii) Kayıt dışılığın azaltılması — düşük gelirli çalışanlarda sosyal güvenlik primlerinin düşürülmesi işgücü piyasası katılımını artırabilir ve kayıt dışılığı azaltabilir (OECD, 2025).</w:t>
+      </w:r>
+    </w:p>
+    <w:p>
+      <w:r>
+        <w:rPr>
+          <w:b w:val="0"/>
+          <w:i w:val="0"/>
+        </w:rPr>
+        <w:t>Hizmetler sektöründe düzenleyici reformlar meselesine ayrıca değinmek gerekmektedir. Türkiye'de avukatlık, mali müşavirlik, mühendislik, mimarlık gibi mesleki hizmet faaliyetlerine giriş, OECD ülkeleri arasında en katı lisans, kota ve faaliyet kısıtlamalarına tabidir (OECD Product Market Regulation Indicators, 2015). Bu durum rekabeti kısıtlamakta, fiyatları yapay olarak yüksek tutmakta ve verimliliği baskılamaktadır. Ayrıca bu sektörler birçok üretim faaliyetinin tedarikçisi konumunda olduğundan —hukuki danışmanlık, teknik hizmetler, lojistik destek— mesleki hizmetlerdeki yüksek maliyet ve düşük verimlilik, değer zincirinin yukarı akışına, yani imalat ve diğer sektörlere de aktarılmaktadır. Bu nedenle yalnızca hizmetler sektörü değil, tüm ekonomi verimliliği olumsuz etkilenmektedir.</w:t>
       </w:r>
     </w:p>
     <w:p>
@@ -4139,7 +4196,7 @@
           <w:b w:val="0"/>
           <w:i w:val="0"/>
         </w:rPr>
-        <w:t>Dünya Bankası'nın "İstihdam ile Refah" başlıklı Türkiye Ülke Ekonomik Memorandumu, Türkiye'nin gelir yakınsama hızının son 15 yılda küresel düzeyde en dikkat çekici örneklerden biri olduğunu belirtmektedir. Ancak yüksek enflasyon, düşük verimlilik artışı ve zayıflayan doğrudan yabancı yatırım gibi uzun süreli yapısal zorluklar potansiyel büyümeyi aşındırmaktadır (World Bank, 2025).</w:t>
+        <w:t>Dünya Bankası'nın "İstihdam ile Refah" başlıklı Türkiye Ülke Ekonomik Memorandumu, Türkiye'nin gelir yakınsama hızının son 15 yılda küresel düzeyde en dikkat çekici örneklerden biri olduğunu belirtmektedir. Gelir yakınsama (income convergence), düşük gelirli ülkelerin kişi başına düşen gelirinin zengin ülkelerin gelir düzeyine doğru yaklaşması anlamına gelir. Dünya Bankası bu bulgusunda Türkiye'nin kişi başı GSYH'sinin ABD ve Almanya gibi gelişmiş ekonomilerin kişi başı GSYH'sine oranının son 15 yılda tarihsel ortalamaların üzerinde hızla arttığını vurgulamaktadır. Bu, Türkiye'nin söz konusu süreçte nispeten yoksulluktan nispeten yüksek gelire doğru küresel ölçekte en başarılı örneklerden biri olduğu anlamına gelir. Ancak son dönemde bu yakınsamanın hız kestiğine dair işaretler, yüksek enflasyon, düşük verimlilik artışı ve zayıflayan doğrudan yabancı yatırım gibi uzun süreli yapısal zorluklarla birlikte potansiyel büyümeyi aşındırmaktadır (World Bank, 2025).</w:t>
       </w:r>
     </w:p>
     <w:p>
@@ -4165,7 +4222,7 @@
           <w:b w:val="0"/>
           <w:i w:val="0"/>
         </w:rPr>
-        <w:t>ILO'nun 2025 raporuna göre imalat sektörü, bir dönem ekonomik büyüme ve verimli istihdamın itici gücü iken, uzun süreli bir durgunluk dönemine girmiştir. Bu durum hem ülkeler arasında hem de ülke içinde mekansal eşitsizlikleri derinleştirmektedir. Yapısal dönüşümün imalat ve yüksek katma değerli hizmetlere doğru yavaşlaması, reel harcanabilir gelirlerin enflasyon dönemindeki kayıplardan toparlanmasını engellemektedir (ILO, 2025).</w:t>
+        <w:t>ILO'nun 2025 raporuna göre imalat sektörü, bir dönem ekonomik büyüme ve verimli istihdamın itici gücü iken, uzun süreli bir durgunluk dönemine girmiştir. Bu durum hem ülkeler arasında hem de ülke içinde mekansal eşitsizlikleri derinleştirmektedir. Buradaki mekansal eşitsizlik, imalat istihdamının durgunlaşmasının coğrafi boyutunu ifade etmektedir. Ülkeler arasında bakıldığında, imalat sanayi gücünü kaybeden ülkeler (örneğin geleneksel Batı Avrupa ekonomileri) ile imalatı büyüyen ekonomiler (Asya ülkeleri) arasındaki gelir ve refah farkı artmaktadır. Ülke içinde ise sanayi tesislerinin yoğunlaştığı bölgeler ile imalat istihdamının erişilmediği kırsal veya geri kalmış bölgeler arasındaki ekonomik fark derinleşmektedir. Türkiye için somut örnek: İstanbul, Bursa, Kocaeli, İzmir gibi sanayi merkezleri ile Doğu ve Güneydoğu Anadolu illeri arasındaki istihdam ve gelir uçurumu bu eşitsizliğin tipik bir yansımasıdır. Yapısal dönüşümün imalat ve yüksek katma değerli hizmetlere doğru yavaşlaması, reel harcanabilir gelirlerin enflasyon dönemindeki kayıplardan toparlanmasını engellemektedir (ILO, 2025).</w:t>
       </w:r>
     </w:p>
     <w:p>
@@ -4174,7 +4231,16 @@
           <w:b w:val="0"/>
           <w:i w:val="0"/>
         </w:rPr>
-        <w:t>UNIDO'nun Sanayi İstatistikleri Yıllığı 2025'e göre küresel imalat 2024'te %2,9 büyümüştür. Asya ve Okyanusya'ya doğru yapısal kayma sürmekte, orta ve yüksek teknolojili sanayiler yükselmektedir. UNIDO'nun Sanayi Kalkınma Raporu 2024, her imalat istihdamının ortalama olarak ekonominin diğer sektörlerinde ikiden fazla iş yarattığını tespit etmiştir. Güçlü imalat kapasitesine ve çeşitlendirilmiş sanayi yapısına sahip ülkelerin COVID-19 pandemisinin hem ekonomik hem sağlık etkilerini akranlarından daha iyi atlattığı belirlenmiştir (UNIDO, 2024; UNIDO, 2025).</w:t>
+        <w:t>UNIDO'nun Sanayi İstatistikleri Yıllığı 2025'e göre küresel imalat 2024'te %2,9 büyümüştür. Asya ve Okyanusya'ya doğru yapısal kayma sürmekte, orta ve yüksek teknolojili sanayiler yükselmektedir. Güçlü imalat kapasitesine ve çeşitlendirilmiş sanayi yapısına sahip ülkelerin COVID-19 pandemisinin hem ekonomik hem sağlık etkilerini akranlarından daha iyi atlattığı belirlenmiştir (UNIDO, 2025).</w:t>
+      </w:r>
+    </w:p>
+    <w:p>
+      <w:r>
+        <w:rPr>
+          <w:b w:val="0"/>
+          <w:i w:val="0"/>
+        </w:rPr>
+        <w:t>UNIDO Sanayi Kalkınma Raporu 2024, imalat istihdamının çarpan etkisini kantitatif olarak belgelemiştir: her imalat istihdamı ekonominin diğer sektörlerinde ortalama 2,5 ilave iş yaratmaktadır (UNIDO, 2024). Bu sonuç, bağımsız akademik çalışmalarla da teyit edilmektedir. Berkeley Üniversitesi'nden ekonomist Enrico Moretti, tradable (ihraç edilebilir) sektörlerdeki her yeni istihdam için yerel hizmet sektöründe 1,6 ilave iş yaratıldığını tespit etmiş; yüksek teknoloji imalatında bu çarpanın 4,9'a kadar çıktığını ortaya koymuştur (Moretti, 2010). Brookings Institution ise ileri teknoloji sanayilerindeki her istihdamın ulusal çapta 2,2 dolaylı iş yarattığını bulmuştur (Brookings, 2015). ABD İmalatçılar Ulusal Birliği (NAM) hesaplamalarına göre imalat sektöründe harcanan her 1 dolara karşılık ekonomiye 1,89 dolar katkı sağlanmaktadır (NAM, 2025). Bu bulgular Türkiye için kritik bir politika çıkarımı sunmaktadır: imalat istihdamına yönelik her teşvik TL'si, yalnızca bu sektörde değil tüm ekonomide çok katmanlı bir istihdam ve gelir etkisi yaratmaktadır.</w:t>
       </w:r>
     </w:p>
     <w:p>
@@ -4237,7 +4303,7 @@
         <w:t xml:space="preserve">3. Konaklama ve Yiyecek Hizmeti: </w:t>
       </w:r>
       <w:r>
-        <w:t>1,17 milyon sigortalı ile turizm ekosisteminin temelini oluşturmaktadır. %40,1 maliyet oranı ve %99,3 KOBİ yoğunluğu ile mikro işletme ağırlıklı bir yapıya sahiptir. Mevsimsellik ve kayıt dışılık temel sorunlardır. Türkiye'nin turizm gelirlerinin GSYH'deki payı göz önüne alındığında, bu sektörün desteklenmesi dış denge açısından da önemlidir. Teşvik türü: Sezon dışı istihdam desteği + KOBİ dijitalleşme teşviki + kayıt dışılık denetimi ile eşzamanlı prim indirimi.</w:t>
+        <w:t>1,17 milyon sigortalı ile turizm ekosisteminin temelini oluşturmaktadır. %40,1 maliyet oranı ve %99,3 KOBİ yoğunluğu ile mikro işletme ağırlıklı bir yapıya sahiptir. Mevsimsellik ve kayıt dışılık temel sorunlardır. Türkiye'nin turizm gelirlerinin GSYH'deki payı göz önüne alındığında, bu sektörün desteklenmesi dış denge açısından da önemlidir. Teşvik türü: Sezon dışı istihdam desteği + KOBİ dijitalleşme teşviki + kayıt dışılık denetimi ile eşzamanlı prim indirimi. KOBİ dijitalleşme teşviki kapsamında; sektördeki mikro ve küçük işletmelerin büyük çoğunluğu hâlâ nakit esaslı, manuel süreçlerle çalışmaktadır. Bu durum hem kayıt dışılığa zemin hazırlamakta hem de verimliliği kısıtlamaktadır. Söz konusu teşvik kapsamında: (i) online rezervasyon ve otomatik ödeme sistemlerinin kurulumu, (ii) e-fatura ve e-defter uygulamalarına geçiş, (iii) müşteri ilişkileri yönetimi (CRM) yazılımı, (iv) dijital pazarlama ve online görünürlük yatırımları ile (v) KOSGEB Dijital Dönüşüm Destek Programı kapsamındaki hibe imkânlarından yararlanma desteklenmelidir. Bu sayede işletmelerin formel sisteme entegrasyonu kolaylaşacak, SGK bildirgeleri artacak ve kayıt dışı istihdamın tespiti güçleşmek yerine teşvik mekanizmasıyla azalacaktır.</w:t>
       </w:r>
     </w:p>
     <w:p>
@@ -4248,7 +4314,7 @@
         <w:t xml:space="preserve">4. İnsan Sağlığı ve Sosyal Hizmet: </w:t>
       </w:r>
       <w:r>
-        <w:t>984 bin sigortalı ile %72 işgücü maliyet oranına sahiptir. Nitelikli işgücü yoğun yapısı nedeniyle maliyet oranı yapısal olarak yüksektir. Yaşlanan nüfus ve kronik hastalıklar nedeniyle artan talep, bu sektördeki istihdamın sürdürülebilirliğini stratejik kılmaktadır. OECD, sağlık harcamalarının verimli kullanımı için dijital sağlık çözümlerini önermektedir. Teşvik türü: Nitelikli personel istihdamı desteği + dijital sağlık yatırımı teşviki + kırsal bölge sağlık istihdamı ek primi.</w:t>
+        <w:t>984 bin sigortalı ile %72 işgücü maliyet oranına sahiptir. Nitelikli işgücü yoğun yapısı nedeniyle maliyet oranı yapısal olarak yüksektir. Yaşlanan nüfus ve kronik hastalıklar nedeniyle artan talep, bu sektördeki istihdamın sürdürülebilirliğini stratejik kılmaktadır. OECD, sağlık harcamalarının verimli kullanımı için dijital sağlık çözümlerini önermektedir. Teşvik türü: Nitelikli personel istihdamı desteği + dijital sağlık yatırımı teşviki + kırsal bölge sağlık istihdamı ek primi. Dijital sağlık yatırımı teşviki kapsamında; telemedicine (uzaktan tıp) ve yapay zeka destekli tanı sistemleri yoluyla hem maliyetlerin düşürülmesi hem de erişilebilirliğin artırılması hedeflenmektedir. Sağlık Bakanlığı MHRS (Merkezi Hekim Randevu Sistemi) altyapısının genişletilmesi, ÇKYS (Çekirdek Kaynak Yönetim Sistemi) entegrasyonu ve hastane bilgi yönetim sistemlerine yapılan yatırımlar bu kapsamda değerlendirilebilir. Kırsal bölge sağlık istihdamı ek primi kapsamında ise Türkiye'de hekim ve sağlık çalışanı dağılımı bölgeler arasında ciddi dengesizlik göstermektedir. İstanbul ve büyük şehirlerde yoğunlaşan uzman hekim ile hemşire sayısının aksine, kırsal kesimde ve Doğu illerinde sağlık çalışanı ciddi ölçüde yetersizdir. Kırsal bölgelerde görev yapan sağlık personeline uygulanan ek SGK prim indirimi, hem kırsal sağlık erişimini artıracak hem de bu bölgelerde formel istihdamı teşvik edecektir. Bu yaklaşım Sağlık Bakanlığı'nın Aile Hekimliği Teşvik Sistemi ile entegre biçimde tasarlanabilir.</w:t>
       </w:r>
     </w:p>
     <w:p>
@@ -4270,7 +4336,7 @@
         <w:t xml:space="preserve">6. İdari ve Destek Hizmet Faaliyetleri: </w:t>
       </w:r>
       <w:r>
-        <w:t>1,43 milyon sigortalı ile %60,5 maliyet oranına sahiptir. Güvenlik, temizlik, çağrı merkezi gibi emek yoğun faaliyetleri kapsamaktadır. Bu sektör, kadın istihdamı potansiyeli yüksek (%38,3 kadın oranı) ancak ücret düzeyi düşük bir yapıya sahiptir. Teşvik türü: Düşük ücretli istihdam SGK prim indirimi + nitelik geliştirme programları.</w:t>
+        <w:t>1,43 milyon sigortalı ile %60,5 maliyet oranına sahiptir. Güvenlik, temizlik, çağrı merkezi gibi emek yoğun faaliyetleri kapsamaktadır. Bu sektör, kadın istihdamı potansiyeli yüksek (%38,3 kadın oranı) ancak ücret düzeyi düşük bir yapıya sahiptir. Teşvik türü: Düşük ücretli istihdam SGK prim indirimi + nitelik geliştirme programları. Düşük ücretli istihdam SGK prim indirimi kapsamında; sektördeki istihdamın büyük bölümü asgari ücret veya yakınında seyreden düşük ücretlidir. OECD (2025), Türkiye'de düşük gelirli çalışanlar için işveren SGK prim yükünün azaltılmasının hem formel istihdamı artıracağını hem de kayıt dışılığı düşüreceğini öngörmektedir. Bu nedenle sektörde asgari ücretin 1,25 katına kadar olan ücret bantlarında işveren SGK payında kademeli indirim tasarlanması önerilir. Nitelik geliştirme programları kapsamında ise sektör istihdamının kalıcı ve üretken kılınması için İŞKUR bünyesinde; güvenlik sertifikasyonu, ileri temizlik teknolojileri, çağrı merkezi operatörlüğü ve müşteri deneyimi yönetimi gibi alanlarda sertifikalı kısa meslek eğitim programları oluşturulmalı; bu eğitimleri tamamlayan çalışanların işverenine ek prim teşviki tanınmalıdır. ILO'nun (2025) bulguları, ALMP programlarıyla desteklenen istihdam teşviklerinin salt finansal teşviklere kıyasla çok daha kalıcı istihdam etkisi yarattığını ortaya koymaktadır.</w:t>
       </w:r>
     </w:p>
     <w:p>
@@ -4281,7 +4347,7 @@
         <w:t xml:space="preserve">7. Mesleki, Bilimsel ve Teknik Faaliyetler: </w:t>
       </w:r>
       <w:r>
-        <w:t>678 bin sigortalı ile %41,6 maliyet oranı ve en yüksek kadın oranlarından birine (%45,6) sahiptir. Mühendislik, Ar-Ge, danışmanlık gibi yüksek katma değerli faaliyetleri kapsamaktadır. Türkiye'nin Ulusal Yapay Zeka Stratejisi bu sektördeki istihdamı 50.000 kişiye çıkarmayı hedeflemektedir. Teşvik türü: Ar-Ge istihdamı ek teşviki + start-up ekosistem desteği + yüksek teknoloji yatırım indirimi.</w:t>
+        <w:t>678 bin sigortalı ile %41,6 maliyet oranı ve en yüksek kadın oranlarından birine (%45,6) sahiptir. Mühendislik, Ar-Ge, danışmanlık gibi yüksek katma değerli faaliyetleri kapsamaktadır. Türkiye'nin Ulusal Yapay Zeka Stratejisi bu sektördeki istihdamı 50.000 kişiye çıkarmayı hedeflemektedir. Teşvik türü: Ar-Ge istihdamı ek teşviki + start-up ekosistem desteği + yüksek teknoloji yatırım indirimi. Ar-Ge istihdamı ek teşviki kapsamında; 5746 sayılı Ar-Ge Kanunu kapsamındaki mevcut teşviklere ek olarak, Teknoloji Geliştirme Bölgeleri'nde (teknokent) ve Ar-Ge merkezlerinde istihdam edilen mühendis, doktor ve araştırmacı için işveren SGK payının %100'e kadar Hazine tarafından karşılanması önerilir. Start-up ekosistem desteği kapsamında; ilk 3 yılında 10 kişiden az çalışan istihdam eden teknoloji girişimleri için SGK prim muafiyeti veya 5 yıllık kademeli prim desteği uygulanabilir. Yüksek teknoloji yatırım indirimi kapsamında ise HIT-30 programı çerçevesinde yarı iletkenler, elektrikli araç bileşenleri, yeşil enerji teknolojileri ve biyoteknoloji alanlarına yapılan yatırımlarda istihdam edilen nitelikli personel için yatırım indirimine ek SGK teşviki önerilmektedir.</w:t>
       </w:r>
     </w:p>
     <w:p>
@@ -4292,7 +4358,7 @@
         <w:t xml:space="preserve">8. Bilgi ve İletişim (Stratejik Büyüme Sektörü): </w:t>
       </w:r>
       <w:r>
-        <w:t>Kadran 4'te yer almasına rağmen (%1,7 istihdam payı), dijital dönüşümün temel sektörü olarak stratejik öneme sahiptir. Ortalama günlük kazanç 2.371 TL ile en yüksek ücret düzeyine sahip sektörlerden biridir. Türkiye'nin 5G altyapısı, yazılım ihracatı ve yapay zeka hedefleri doğrultusunda bu sektörün desteklenmesi uzun vadeli dönüştürücü etkiye sahiptir. Teşvik türü: Yazılım istihdamı SGK muafiyeti + teknokent yatırım desteği + dijital beceri geliştirme programları.</w:t>
+        <w:t>Kadran 4'te yer almasına rağmen (%1,7 istihdam payı), dijital dönüşümün temel sektörü olarak stratejik öneme sahiptir. Ortalama günlük kazanç 2.371 TL ile en yüksek ücret düzeyine sahip sektörlerden biridir. Türkiye'nin 5G altyapısı, yazılım ihracatı ve yapay zeka hedefleri doğrultusunda bu sektörün desteklenmesi uzun vadeli dönüştürücü etkiye sahiptir. Teşvik türü: Yazılım istihdamı SGK muafiyeti + teknokent yatırım desteği + dijital beceri geliştirme programları. Yazılımcı istihdamı SGK muafiyeti kapsamında; 4691 sayılı Teknoloji Geliştirme Bölgeleri Kanunu kapsamındaki mevcut muafiyetin teknokent dışında faaliyet gösteren yazılım odaklı KOBİ'lere de genişletilmesi, özellikle yazılım ihracatı yapan firmalar için SGK prim desteği olarak tasarlanabilir. Teknokent yatırım desteği kapsamında mevcut 90+ teknokent ve 50+ teknopark altyapısının kapasite ve kalite artırımı için altyapı yatırımlarına destek sağlanması önerilir; özellikle Anadolu'da yeni teknokentlerin kurulması, bölgesel dijital istihdam dengesizliğinin giderilmesine katkı sağlayacaktır. Dijital beceri geliştirme programları kapsamında; WEF Future of Jobs 2025 raporu, mevcut becerilerin %39'unun 2030'a kadar geçerliliğini yitireceğini öngörmektedir. İŞKUR ile yazılım eğitim sektörü arasında köprü kurularak; yazılım geliştirme, veri bilimi, siber güvenlik ve bulut altyapısı alanlarında kısa süreli yoğun eğitim programları desteklenmeli ve mezunların istihdamı SGK teşvikiyle ilişkilendirilmelidir.</w:t>
       </w:r>
     </w:p>
     <w:p>
@@ -4786,6 +4852,15 @@
           <w:b w:val="0"/>
           <w:i w:val="0"/>
         </w:rPr>
+        <w:t>Vergi takozu nedir? Bir işvereni düşünün: bir çalışanı için ayda 100 TL ödemekte. Ancak çalışan eline yalnızca 61 TL geçirmekte. Aradaki 39 TL'nin bir kısmı gelir vergisi, bir kısmı çalışan SGK payı, bir kısmı ise işveren SGK payından oluşmaktadır. İşte bu "ödenen ile alınan arasındaki fark"a vergi takozu denir. Vergi takozunun yüksekliği; işvereni daha az istihdam yaratmaya, çalışanı ise formel iş yerine kayıt dışı çalışmaya iter. OECD Taxing Wages 2025 verileri, Türkiye'nin vergi takozunun OECD ortalamasının belirgin biçimde üzerinde olduğunu ve bu durumun özellikle düşük ücretli işlerde formel istihdamı caydırıcı bir etken oluşturduğunu ortaya koymaktadır.</w:t>
+      </w:r>
+    </w:p>
+    <w:p>
+      <w:r>
+        <w:rPr>
+          <w:b w:val="0"/>
+          <w:i w:val="0"/>
+        </w:rPr>
         <w:t>İstihdam teşviki tasarımında uluslararası deneyimler ve Türkiye'nin vergi takozu konumu belirleyici bir çerçeve sunmaktadır. OECD Taxing Wages 2025 raporuna göre, Türkiye'de tek çalışanlı ve ortalama ücretli bir birey için vergi takozu %39,0 olup OECD ortalaması olan %34,9'un 4,1 puan üzerindedir. İki çocuklu evli aileler için bu fark daha da dramatiktir: Türkiye %39,0 ile OECD ortalaması %25,7'nin 13,3 puan üzerindedir. Türkiye, Avrupa'da aileleri bekarlardan farklı vergilendirmeyen tek ülke konumundadır (OECD, 2025d).</w:t>
       </w:r>
     </w:p>
@@ -4798,7 +4873,7 @@
           <w:b/>
           <w:i w:val="0"/>
         </w:rPr>
-        <w:t>Tablo 6. OECD Vergi Takozu Karşılaştırması (2024)</w:t>
+        <w:t>Tablo 6. OECD Vergi Takozu ve İşveren SGK Yükü Karşılaştırması (2024-2025)</w:t>
       </w:r>
     </w:p>
     <w:tbl>
@@ -4809,14 +4884,15 @@
         <w:tblLook w:firstColumn="1" w:firstRow="1" w:lastColumn="0" w:lastRow="0" w:noHBand="0" w:noVBand="1" w:val="04A0"/>
       </w:tblPr>
       <w:tblGrid>
-        <w:gridCol w:w="3041"/>
-        <w:gridCol w:w="3041"/>
-        <w:gridCol w:w="3041"/>
+        <w:gridCol w:w="2280"/>
+        <w:gridCol w:w="2280"/>
+        <w:gridCol w:w="2280"/>
+        <w:gridCol w:w="2280"/>
       </w:tblGrid>
       <w:tr>
         <w:tc>
           <w:tcPr>
-            <w:tcW w:type="dxa" w:w="3041"/>
+            <w:tcW w:type="dxa" w:w="2280"/>
           </w:tcPr>
           <w:p>
             <w:r>
@@ -4830,7 +4906,7 @@
         </w:tc>
         <w:tc>
           <w:tcPr>
-            <w:tcW w:type="dxa" w:w="3041"/>
+            <w:tcW w:type="dxa" w:w="2280"/>
           </w:tcPr>
           <w:p>
             <w:r>
@@ -4844,7 +4920,7 @@
         </w:tc>
         <w:tc>
           <w:tcPr>
-            <w:tcW w:type="dxa" w:w="3041"/>
+            <w:tcW w:type="dxa" w:w="2280"/>
           </w:tcPr>
           <w:p>
             <w:r>
@@ -4856,11 +4932,25 @@
             </w:r>
           </w:p>
         </w:tc>
+        <w:tc>
+          <w:tcPr>
+            <w:tcW w:type="dxa" w:w="2280"/>
+          </w:tcPr>
+          <w:p>
+            <w:r>
+              <w:rPr>
+                <w:b/>
+                <w:sz w:val="18"/>
+              </w:rPr>
+              <w:t>Örnekler</w:t>
+            </w:r>
+          </w:p>
+        </w:tc>
       </w:tr>
       <w:tr>
         <w:tc>
           <w:tcPr>
-            <w:tcW w:type="dxa" w:w="3041"/>
+            <w:tcW w:type="dxa" w:w="2280"/>
           </w:tcPr>
           <w:p>
             <w:r>
@@ -4873,7 +4963,7 @@
         </w:tc>
         <w:tc>
           <w:tcPr>
-            <w:tcW w:type="dxa" w:w="3041"/>
+            <w:tcW w:type="dxa" w:w="2280"/>
           </w:tcPr>
           <w:p>
             <w:r>
@@ -4886,7 +4976,7 @@
         </w:tc>
         <w:tc>
           <w:tcPr>
-            <w:tcW w:type="dxa" w:w="3041"/>
+            <w:tcW w:type="dxa" w:w="2280"/>
           </w:tcPr>
           <w:p>
             <w:r>
@@ -4897,11 +4987,24 @@
             </w:r>
           </w:p>
         </w:tc>
+        <w:tc>
+          <w:tcPr>
+            <w:tcW w:type="dxa" w:w="2280"/>
+          </w:tcPr>
+          <w:p>
+            <w:r>
+              <w:rPr>
+                <w:sz w:val="18"/>
+              </w:rPr>
+              <w:t>Belçika %52,6; Almanya %47,9; Fransa %47,2</w:t>
+            </w:r>
+          </w:p>
+        </w:tc>
       </w:tr>
       <w:tr>
         <w:tc>
           <w:tcPr>
-            <w:tcW w:type="dxa" w:w="3041"/>
+            <w:tcW w:type="dxa" w:w="2280"/>
           </w:tcPr>
           <w:p>
             <w:r>
@@ -4914,7 +5017,7 @@
         </w:tc>
         <w:tc>
           <w:tcPr>
-            <w:tcW w:type="dxa" w:w="3041"/>
+            <w:tcW w:type="dxa" w:w="2280"/>
           </w:tcPr>
           <w:p>
             <w:r>
@@ -4927,7 +5030,7 @@
         </w:tc>
         <w:tc>
           <w:tcPr>
-            <w:tcW w:type="dxa" w:w="3041"/>
+            <w:tcW w:type="dxa" w:w="2280"/>
           </w:tcPr>
           <w:p>
             <w:r>
@@ -4938,11 +5041,24 @@
             </w:r>
           </w:p>
         </w:tc>
+        <w:tc>
+          <w:tcPr>
+            <w:tcW w:type="dxa" w:w="2280"/>
+          </w:tcPr>
+          <w:p>
+            <w:r>
+              <w:rPr>
+                <w:sz w:val="18"/>
+              </w:rPr>
+              <w:t>Türkiye evliler için de bekarlarla aynı — OECD'de tek istisna</w:t>
+            </w:r>
+          </w:p>
+        </w:tc>
       </w:tr>
       <w:tr>
         <w:tc>
           <w:tcPr>
-            <w:tcW w:type="dxa" w:w="3041"/>
+            <w:tcW w:type="dxa" w:w="2280"/>
           </w:tcPr>
           <w:p>
             <w:r>
@@ -4955,7 +5071,7 @@
         </w:tc>
         <w:tc>
           <w:tcPr>
-            <w:tcW w:type="dxa" w:w="3041"/>
+            <w:tcW w:type="dxa" w:w="2280"/>
           </w:tcPr>
           <w:p>
             <w:r>
@@ -4968,14 +5084,27 @@
         </w:tc>
         <w:tc>
           <w:tcPr>
-            <w:tcW w:type="dxa" w:w="3041"/>
+            <w:tcW w:type="dxa" w:w="2280"/>
           </w:tcPr>
           <w:p>
             <w:r>
               <w:rPr>
                 <w:sz w:val="18"/>
               </w:rPr>
-              <w:t>—</w:t>
+              <w:t>~%13-15</w:t>
+            </w:r>
+          </w:p>
+        </w:tc>
+        <w:tc>
+          <w:tcPr>
+            <w:tcW w:type="dxa" w:w="2280"/>
+          </w:tcPr>
+          <w:p>
+            <w:r>
+              <w:rPr>
+                <w:sz w:val="18"/>
+              </w:rPr>
+              <w:t>İngiltere %15; Almanya ~%20; Fransa ~%28-30</w:t>
             </w:r>
           </w:p>
         </w:tc>
@@ -4983,20 +5112,20 @@
       <w:tr>
         <w:tc>
           <w:tcPr>
-            <w:tcW w:type="dxa" w:w="3041"/>
+            <w:tcW w:type="dxa" w:w="2280"/>
           </w:tcPr>
           <w:p>
             <w:r>
               <w:rPr>
                 <w:sz w:val="18"/>
               </w:rPr>
-              <w:t>İşveren SGK (yasal)</w:t>
+              <w:t>İşveren SGK (yasal, tüm primler)</w:t>
             </w:r>
           </w:p>
         </w:tc>
         <w:tc>
           <w:tcPr>
-            <w:tcW w:type="dxa" w:w="3041"/>
+            <w:tcW w:type="dxa" w:w="2280"/>
           </w:tcPr>
           <w:p>
             <w:r>
@@ -5009,14 +5138,27 @@
         </w:tc>
         <w:tc>
           <w:tcPr>
-            <w:tcW w:type="dxa" w:w="3041"/>
+            <w:tcW w:type="dxa" w:w="2280"/>
           </w:tcPr>
           <w:p>
             <w:r>
               <w:rPr>
                 <w:sz w:val="18"/>
               </w:rPr>
-              <w:t>—</w:t>
+              <w:t>~%19-21</w:t>
+            </w:r>
+          </w:p>
+        </w:tc>
+        <w:tc>
+          <w:tcPr>
+            <w:tcW w:type="dxa" w:w="2280"/>
+          </w:tcPr>
+          <w:p>
+            <w:r>
+              <w:rPr>
+                <w:sz w:val="18"/>
+              </w:rPr>
+              <w:t>Sağlık+emeklilik+işsizlik toplamı; ülkeden ülkeye farklı</w:t>
             </w:r>
           </w:p>
         </w:tc>
@@ -5024,20 +5166,20 @@
       <w:tr>
         <w:tc>
           <w:tcPr>
-            <w:tcW w:type="dxa" w:w="3041"/>
+            <w:tcW w:type="dxa" w:w="2280"/>
           </w:tcPr>
           <w:p>
             <w:r>
               <w:rPr>
                 <w:sz w:val="18"/>
               </w:rPr>
-              <w:t>En yüksek: Belçika</w:t>
+              <w:t>Vergi takozunda en yüksek: Belçika</w:t>
             </w:r>
           </w:p>
         </w:tc>
         <w:tc>
           <w:tcPr>
-            <w:tcW w:type="dxa" w:w="3041"/>
+            <w:tcW w:type="dxa" w:w="2280"/>
           </w:tcPr>
           <w:p>
             <w:r>
@@ -5050,14 +5192,27 @@
         </w:tc>
         <w:tc>
           <w:tcPr>
-            <w:tcW w:type="dxa" w:w="3041"/>
+            <w:tcW w:type="dxa" w:w="2280"/>
           </w:tcPr>
           <w:p>
             <w:r>
               <w:rPr>
                 <w:sz w:val="18"/>
               </w:rPr>
-              <w:t>—</w:t>
+              <w:t>OECD içi en yüksek</w:t>
+            </w:r>
+          </w:p>
+        </w:tc>
+        <w:tc>
+          <w:tcPr>
+            <w:tcW w:type="dxa" w:w="2280"/>
+          </w:tcPr>
+          <w:p>
+            <w:r>
+              <w:rPr>
+                <w:sz w:val="18"/>
+              </w:rPr>
+              <w:t>Türkiye OECD içinde üst çeyrekte yer almaktadır</w:t>
             </w:r>
           </w:p>
         </w:tc>
@@ -5072,7 +5227,19 @@
           <w:b w:val="0"/>
           <w:i/>
         </w:rPr>
-        <w:t>Kaynak: OECD Taxing Wages 2025; Türkiye Country Note.</w:t>
+        <w:t>Kaynak: OECD Taxing Wages 2025; OECD Türkiye Country Note; URSSAF (2025); GOV.UK (2025).</w:t>
+      </w:r>
+    </w:p>
+    <w:p>
+      <w:pPr>
+        <w:ind w:firstLine="0"/>
+      </w:pPr>
+      <w:r>
+        <w:rPr>
+          <w:b w:val="0"/>
+          <w:i/>
+        </w:rPr>
+        <w:t>Not: OECD ülkelerinde işveren SGK oranları; emeklilik, sağlık, işsizlik sigortası gibi bileşenlerin toplamından oluşmakta olup ülkeden ülkeye büyük farklılık göstermektedir. Türkiye'nin %22,75'lik yasal işveren prim yükü OECD ülkelerinin büyük çoğunluğunun üzerindedir. İndirimlerin uygulandığı fiili oran sektör ve bölgeye göre değişmektedir.</w:t>
       </w:r>
     </w:p>
     <w:p>
@@ -5129,6 +5296,363 @@
       </w:r>
     </w:p>
     <w:p>
+      <w:pPr>
+        <w:ind w:firstLine="0"/>
+      </w:pPr>
+      <w:r>
+        <w:rPr>
+          <w:b w:val="0"/>
+          <w:i w:val="0"/>
+        </w:rPr>
+        <w:t>Almanya Kurzarbeit ile Türkiye'nin Kısa Çalışma Ödeneği karşılaştırması, Türkiye'nin istihdam koruma araçlarını geliştirmek için somut bir referans çerçevesi sunmaktadır:</w:t>
+      </w:r>
+    </w:p>
+    <w:p>
+      <w:pPr>
+        <w:ind w:firstLine="0"/>
+      </w:pPr>
+      <w:r>
+        <w:rPr>
+          <w:b/>
+          <w:i w:val="0"/>
+        </w:rPr>
+        <w:t>Tablo 7. Almanya Kurzarbeit — Türkiye Kısa Çalışma Ödeneği Karşılaştırması</w:t>
+      </w:r>
+    </w:p>
+    <w:tbl>
+      <w:tblPr>
+        <w:tblStyle w:val="LightGrid-Accent1"/>
+        <w:tblW w:type="auto" w:w="0"/>
+        <w:jc w:val="center"/>
+        <w:tblLook w:firstColumn="1" w:firstRow="1" w:lastColumn="0" w:lastRow="0" w:noHBand="0" w:noVBand="1" w:val="04A0"/>
+      </w:tblPr>
+      <w:tblGrid>
+        <w:gridCol w:w="3041"/>
+        <w:gridCol w:w="3041"/>
+        <w:gridCol w:w="3041"/>
+      </w:tblGrid>
+      <w:tr>
+        <w:tc>
+          <w:tcPr>
+            <w:tcW w:type="dxa" w:w="3041"/>
+          </w:tcPr>
+          <w:p>
+            <w:r>
+              <w:rPr>
+                <w:b/>
+                <w:sz w:val="18"/>
+              </w:rPr>
+              <w:t>Boyut</w:t>
+            </w:r>
+          </w:p>
+        </w:tc>
+        <w:tc>
+          <w:tcPr>
+            <w:tcW w:type="dxa" w:w="3041"/>
+          </w:tcPr>
+          <w:p>
+            <w:r>
+              <w:rPr>
+                <w:b/>
+                <w:sz w:val="18"/>
+              </w:rPr>
+              <w:t>Almanya Kurzarbeit</w:t>
+            </w:r>
+          </w:p>
+        </w:tc>
+        <w:tc>
+          <w:tcPr>
+            <w:tcW w:type="dxa" w:w="3041"/>
+          </w:tcPr>
+          <w:p>
+            <w:r>
+              <w:rPr>
+                <w:b/>
+                <w:sz w:val="18"/>
+              </w:rPr>
+              <w:t>Türkiye Kısa Çalışma Ödeneği</w:t>
+            </w:r>
+          </w:p>
+        </w:tc>
+      </w:tr>
+      <w:tr>
+        <w:tc>
+          <w:tcPr>
+            <w:tcW w:type="dxa" w:w="3041"/>
+          </w:tcPr>
+          <w:p>
+            <w:r>
+              <w:rPr>
+                <w:sz w:val="18"/>
+              </w:rPr>
+              <w:t>Azami süre</w:t>
+            </w:r>
+          </w:p>
+        </w:tc>
+        <w:tc>
+          <w:tcPr>
+            <w:tcW w:type="dxa" w:w="3041"/>
+          </w:tcPr>
+          <w:p>
+            <w:r>
+              <w:rPr>
+                <w:sz w:val="18"/>
+              </w:rPr>
+              <w:t>21 aya kadar (kriz döneminde)</w:t>
+            </w:r>
+          </w:p>
+        </w:tc>
+        <w:tc>
+          <w:tcPr>
+            <w:tcW w:type="dxa" w:w="3041"/>
+          </w:tcPr>
+          <w:p>
+            <w:r>
+              <w:rPr>
+                <w:sz w:val="18"/>
+              </w:rPr>
+              <w:t>3 ay (Bakanlar Kurulu kararıyla 6 aya uzatılabilir)</w:t>
+            </w:r>
+          </w:p>
+        </w:tc>
+      </w:tr>
+      <w:tr>
+        <w:tc>
+          <w:tcPr>
+            <w:tcW w:type="dxa" w:w="3041"/>
+          </w:tcPr>
+          <w:p>
+            <w:r>
+              <w:rPr>
+                <w:sz w:val="18"/>
+              </w:rPr>
+              <w:t>Ödeme oranı</w:t>
+            </w:r>
+          </w:p>
+        </w:tc>
+        <w:tc>
+          <w:tcPr>
+            <w:tcW w:type="dxa" w:w="3041"/>
+          </w:tcPr>
+          <w:p>
+            <w:r>
+              <w:rPr>
+                <w:sz w:val="18"/>
+              </w:rPr>
+              <w:t>%60-%80 (süreye göre kademeli)</w:t>
+            </w:r>
+          </w:p>
+        </w:tc>
+        <w:tc>
+          <w:tcPr>
+            <w:tcW w:type="dxa" w:w="3041"/>
+          </w:tcPr>
+          <w:p>
+            <w:r>
+              <w:rPr>
+                <w:sz w:val="18"/>
+              </w:rPr>
+              <w:t>%60 (sabit)</w:t>
+            </w:r>
+          </w:p>
+        </w:tc>
+      </w:tr>
+      <w:tr>
+        <w:tc>
+          <w:tcPr>
+            <w:tcW w:type="dxa" w:w="3041"/>
+          </w:tcPr>
+          <w:p>
+            <w:r>
+              <w:rPr>
+                <w:sz w:val="18"/>
+              </w:rPr>
+              <w:t>Yararlanma eşiği</w:t>
+            </w:r>
+          </w:p>
+        </w:tc>
+        <w:tc>
+          <w:tcPr>
+            <w:tcW w:type="dxa" w:w="3041"/>
+          </w:tcPr>
+          <w:p>
+            <w:r>
+              <w:rPr>
+                <w:sz w:val="18"/>
+              </w:rPr>
+              <w:t>İşyerindeki çalışanların %10'u etkilenmiş olması</w:t>
+            </w:r>
+          </w:p>
+        </w:tc>
+        <w:tc>
+          <w:tcPr>
+            <w:tcW w:type="dxa" w:w="3041"/>
+          </w:tcPr>
+          <w:p>
+            <w:r>
+              <w:rPr>
+                <w:sz w:val="18"/>
+              </w:rPr>
+              <w:t>Bireysel yeterliliğe bağlı (son 3 yılda 600 gün prim)</w:t>
+            </w:r>
+          </w:p>
+        </w:tc>
+      </w:tr>
+      <w:tr>
+        <w:tc>
+          <w:tcPr>
+            <w:tcW w:type="dxa" w:w="3041"/>
+          </w:tcPr>
+          <w:p>
+            <w:r>
+              <w:rPr>
+                <w:sz w:val="18"/>
+              </w:rPr>
+              <w:t>Finansman</w:t>
+            </w:r>
+          </w:p>
+        </w:tc>
+        <w:tc>
+          <w:tcPr>
+            <w:tcW w:type="dxa" w:w="3041"/>
+          </w:tcPr>
+          <w:p>
+            <w:r>
+              <w:rPr>
+                <w:sz w:val="18"/>
+              </w:rPr>
+              <w:t>Sosyal sigorta fonu + Hazine desteği</w:t>
+            </w:r>
+          </w:p>
+        </w:tc>
+        <w:tc>
+          <w:tcPr>
+            <w:tcW w:type="dxa" w:w="3041"/>
+          </w:tcPr>
+          <w:p>
+            <w:r>
+              <w:rPr>
+                <w:sz w:val="18"/>
+              </w:rPr>
+              <w:t>İşsizlik Sigortası Fonu (İŞKUR)</w:t>
+            </w:r>
+          </w:p>
+        </w:tc>
+      </w:tr>
+      <w:tr>
+        <w:tc>
+          <w:tcPr>
+            <w:tcW w:type="dxa" w:w="3041"/>
+          </w:tcPr>
+          <w:p>
+            <w:r>
+              <w:rPr>
+                <w:sz w:val="18"/>
+              </w:rPr>
+              <w:t>COVID'de kapsam</w:t>
+            </w:r>
+          </w:p>
+        </w:tc>
+        <w:tc>
+          <w:tcPr>
+            <w:tcW w:type="dxa" w:w="3041"/>
+          </w:tcPr>
+          <w:p>
+            <w:r>
+              <w:rPr>
+                <w:sz w:val="18"/>
+              </w:rPr>
+              <w:t>6 milyon çalışan (GSYİH düşüşüne karşın istihdam %1 geriledi)</w:t>
+            </w:r>
+          </w:p>
+        </w:tc>
+        <w:tc>
+          <w:tcPr>
+            <w:tcW w:type="dxa" w:w="3041"/>
+          </w:tcPr>
+          <w:p>
+            <w:r>
+              <w:rPr>
+                <w:sz w:val="18"/>
+              </w:rPr>
+              <w:t>Sınırlı kapsam; yalnızca işsizlik sigortası prim ödeyenler</w:t>
+            </w:r>
+          </w:p>
+        </w:tc>
+      </w:tr>
+      <w:tr>
+        <w:tc>
+          <w:tcPr>
+            <w:tcW w:type="dxa" w:w="3041"/>
+          </w:tcPr>
+          <w:p>
+            <w:r>
+              <w:rPr>
+                <w:sz w:val="18"/>
+              </w:rPr>
+              <w:t>Esneklik</w:t>
+            </w:r>
+          </w:p>
+        </w:tc>
+        <w:tc>
+          <w:tcPr>
+            <w:tcW w:type="dxa" w:w="3041"/>
+          </w:tcPr>
+          <w:p>
+            <w:r>
+              <w:rPr>
+                <w:sz w:val="18"/>
+              </w:rPr>
+              <w:t>Tüm SSK katkı ödeyenlere açık</w:t>
+            </w:r>
+          </w:p>
+        </w:tc>
+        <w:tc>
+          <w:tcPr>
+            <w:tcW w:type="dxa" w:w="3041"/>
+          </w:tcPr>
+          <w:p>
+            <w:r>
+              <w:rPr>
+                <w:sz w:val="18"/>
+              </w:rPr>
+              <w:t>Yalnızca işsizlik sigortası prim ödeyen çalışanlar</w:t>
+            </w:r>
+          </w:p>
+        </w:tc>
+      </w:tr>
+    </w:tbl>
+    <w:p>
+      <w:pPr>
+        <w:ind w:firstLine="0"/>
+      </w:pPr>
+      <w:r>
+        <w:rPr>
+          <w:b w:val="0"/>
+          <w:i/>
+        </w:rPr>
+        <w:t>Temel fark: Almanya'nın Kurzarbeit sistemi daha uzun süre, daha esnek kapsam ve kademeli ödeme oranları ile işverenlere gerçek anlamda istihdam koruma araçları sunmaktadır. Türkiye'nin Kısa Çalışma Ödeneği'nin özellikle kapsam genişliği ve azami süre bakımından iyileştirilmesi, kriz dönemlerinde istihdam kayıplarını önemli ölçüde azaltabilir.</w:t>
+      </w:r>
+    </w:p>
+    <w:p>
+      <w:r>
+        <w:rPr>
+          <w:b w:val="0"/>
+          <w:i w:val="0"/>
+        </w:rPr>
+        <w:t>Fransa'nın Réduction Générale uygulaması ile kıyaslandığında, Türkiye 5510 ve 7252 sayılı Kanunlar kapsamında kademeli prim indirimleri uygulamaktadır; ancak Türkiye'nin indirim oranları daha düşük ve kapsam daha dardır. Güney Kore'de her yeni KOBİ çalışanı için vergi indirimi uygulaması ile karşılaştırıldığında, Türkiye'de 687 sayılı KHK kapsamında net istihdam artışı başına SGK teşviki mevcuttur; ancak bu sistem KOBİ'lere özgü değildir ve kapsam görece sınırlı kalmaktadır.</w:t>
+      </w:r>
+    </w:p>
+    <w:p>
+      <w:r>
+        <w:rPr>
+          <w:b w:val="0"/>
+          <w:i w:val="0"/>
+        </w:rPr>
+        <w:t>Ölü ağırlık kaybı (deadweight loss) nedir? İstihdam teşviklerinde ölü ağırlık kaybı, "zaten olacak işler için para harcamak" anlamına gelir. Örneğin bir firma, teşvik programı olsa da olmasa da bir mühendisi işe alacaktı. Teşvik verildiğinde devlet para harcamış, ancak net yeni istihdam yaratılmamıştır. Bu boşa harcanan pay, ölü ağırlık kaybıdır. Türkiye'ye özgü çalışmalar (IZA No. 9993), bölgesel teşvik programlarının birinde ölü ağırlık kaybını %47-78, daha iyi tasarlanmış ikinci programda %23-44 olarak ölçmüştür. Bu rakamlar, her 100 TL teşvikin 23-78 TL'sinin net yeni istihdam yaratmadığı anlamına gelir; geri kalanı zaten olacak istihdama gitmiştir. Bu nedenle teşvik programlarının net istihdam artışı koşuluna bağlanması kritik öneme sahiptir.</w:t>
+      </w:r>
+    </w:p>
+    <w:p>
       <w:r>
         <w:rPr>
           <w:b w:val="0"/>
@@ -5171,7 +5695,7 @@
         <w:t xml:space="preserve">SGK Prim İndirimi Kademelendirmesi: </w:t>
       </w:r>
       <w:r>
-        <w:t>Kadran 1 sektörleri için işveren SGK prim payında %10-15 oranında indirim önerilmektedir. Net istihdam artışı şartı konulmalı ve baz yıl istihdamının altına düşmeme koşulu aranmalıdır. OECD'nin düşük gelirli çalışanlarda sosyal güvenlik primlerinin düşürülmesi önerisi (OECD, 2025) bu kapsamda değerlendirilmelidir.</w:t>
+        <w:t>Kadran 1 sektörleri için işveren SGK prim payında %10-15 oranında indirim önerilmektedir. Net istihdam artışı şartı konulmalı ve baz yıl istihdamının altına düşmeme koşulu aranmalıdır. OECD Türkiye Ekonomik İncelemesi (2025), sosyal güvenlik katkılarının sabit oranlı yapısının düşük gelirli çalışanları orantısız biçimde etkilediğini saptamaktadır. OECD'nin önerisi, asgari ücretin 1,25-1,5 katına kadar ücret bandındaki çalışanlar için işveren SSK payını kademeli olarak azaltmaktır. Bu sayede işverenlerin düşük ücretli formel istihdam yaratma maliyeti düşer; kayıt dışı çalışan düşük ücretliler formel sisteme geçiş için teşvik alır ve asgari ücret etrafındaki formelleşme eşiği problemi azalır. Fransa bu yaklaşımın başarılı uygulamasına örnek teşkil etmektedir: asgari ücretin 1,6 katına kadar olan maaşlarda işveren SSK payı maksimum %32 oranında indirime tabi tutulmakta; bu sayede düşük ücretli sektörlerde istihdam teşvik edilmektedir (URSSAF, 2025).</w:t>
       </w:r>
     </w:p>
     <w:p>
@@ -5182,7 +5706,7 @@
         <w:t xml:space="preserve">İşyeri Büyüklüğüne Göre Farklılaştırma: </w:t>
       </w:r>
       <w:r>
-        <w:t>Mikro işletmeler (&lt;10 çalışan) tam oran, küçük işletmeler (10-49) %75, orta işletmeler (50-249) %50 ve büyük işletmeler (250+) yalnızca net artış koşuluyla teşvikten yararlanmalıdır. Verilerimize göre K1 sektörlerinde KOBİ oranı %95'in üzerindedir.</w:t>
+        <w:t>İşyeri büyüklüğüne göre farklılaştırmanın gerekçesi şudur: büyük işletmeler, teşvik olsa da olmasa da yeni çalışan alabilecek mali güce sahiptir; bu nedenle onlara tam oran teşvik vermek ölü ağırlık kaybını artırır. Küçük ve mikro işletmeler ise işgücü maliyetine en duyarlı ve kayıt dışılık riski en yüksek gruptur. Önerilen kademeler: Mikro işletmeler (&lt;10 çalışan) için tam oran teşvik — nakit akışı kısıtlı, istihdam maliyetine en duyarlı ve kayıt dışılıktan formal geçiş potansiyeli en yüksek grup. Küçük işletmeler (10-49 çalışan) için %75 teşvik — KOBİ'ler toplam istihdamın büyük bölümünü oluşturur. Orta işletmeler (50-249 çalışan) için %50 teşvik — maliyet avantajı verimliliğe yatırıma yönlendirilmeli. Büyük işletmeler (250+ çalışan) için yalnızca net istihdam artışı koşuluyla teşvik — ölü ağırlık kaybı riski en yüksek grupta yalnızca gerçek yeni istihdamın teşvik alması sağlanmalıdır. Verilerimize göre K1 sektörlerinde KOBİ oranı %95'in üzerindedir.</w:t>
       </w:r>
     </w:p>
     <w:p>
@@ -5226,7 +5750,7 @@
         <w:t xml:space="preserve">Teşvik Süresi ve Kademeli Çıkış: </w:t>
       </w:r>
       <w:r>
-        <w:t>1-3. yıl tam oran, 4. yıl %75'e, 5. yıl %50'ye düşürülmelidir. 6. yılda etki değerlendirmesine göre uzatma veya sonlandırma kararı verilmelidir.</w:t>
+        <w:t>Teşvik programlarının açık uçlu uygulanması hem mali sürdürülebilirliği tehdit eder hem de firmaların teşvike bağımlı hale gelmesine yol açar. Bu nedenle kademeli çıkış mekanizması baştan tasarlanmalıdır. 1-3. yıl (Tam oran): İşverenin yeni çalışanı işine alıştırma ve verimli hale getirme sürecini kapsar; tam teşvik ilk istihdam maliyetini dengeler. 4. yıl (%75'e düşüş): İstihdam ilişkisi yerleşmiş, verimlilik artışı başlamıştır; %25'lik azalma işverene kademeli uyum süresi tanır. 5. yıl (%50'ye düşüş): Teşvik bitmeden önce işveren işgücü maliyetini kendi verimliliği ile karşılamaya alışır. 6. yıl (Etki değerlendirmesi): Ulusal istihdam verisi ve teşvik maliyet-fayda analizi temelinde; programın uzatılması, daraltılması veya sonlandırılması kararı verilir. OECD iyi uygulama kılavuzu, bu değerlendirmenin bağımsız araştırma kurumu tarafından yapılmasını önermektedir. Bu tasarım, Almanya'nın Kurzarbeit ve Fransa'nın RGDU sistemlerinde de uygulanan 'zaman sınırlı teşvik + değerlendirmeye bağlı uzatma' prensibini izlemektedir.</w:t>
       </w:r>
     </w:p>
     <w:p>
@@ -5704,7 +6228,7 @@
           <w:b w:val="0"/>
           <w:i w:val="0"/>
         </w:rPr>
-        <w:t>Avrupa Komisyonu analizine göre Türkiye, Çin'den sonra CBAM'dan en çok etkilenecek ikinci ülkedir; AB'ye yılda yaklaşık 8 milyar Euro değerinde karbon yoğun ürün ihraç etmektedir. Hindistan, Rusya ve Türkiye'nin ihracat rekabetçiliğinde en keskin düşüşleri yaşaması beklenmektedir (WEF, 2025; IISD, 2025).</w:t>
+        <w:t>Türkiye'nin CBAM'a maruziyeti somut rakamlarla çarpıcı boyutlara ulaşmaktadır. Uluslararası Karbon Eylem Ortaklığı (ICAP) ve AB Komisyonu analizlerine göre Türkiye'nin CBAM kapsamındaki sektörlerdeki AB ihracatı 2022'de 19 milyar Euro değerindedir. CBAM karbon sertifika maliyetleri 2027'de yaklaşık 138 milyon Euro'ya, karbonun AB ETS fiyatına göre 2032'de 2,5 milyar Euro'ya ulaşabilecektir (ICAP, 2025). Bu maliyet özellikle demir-çelik, çimento ve alüminyum ihracatçılarını doğrudan vuracaktır. Avrupa Komisyonu analizine göre Türkiye, Çin'den sonra CBAM'dan en çok etkilenecek ikinci ülkedir (WEF, 2025; IISD, 2025).</w:t>
       </w:r>
     </w:p>
     <w:p>
@@ -5713,7 +6237,7 @@
           <w:b w:val="0"/>
           <w:i w:val="0"/>
         </w:rPr>
-        <w:t>Türkiye'nin politika yanıtı olarak kendi Emisyon Ticaret Sistemi'nin (ETS) pilot aşaması 2026'da başlaması planlanmaktadır. Ancak CBAM sertifika maliyetlerinin sanayi firmalarına bindireceği ek yükün istihdam üzerindeki etkisi dikkatlice yönetilmelidir. Bu bağlamda, yeşil dönüşüm yatırımı yapan firmalara ek istihdam teşviki verilmesi önerilmektedir.</w:t>
+        <w:t>Türkiye bu zorluğa iki koldan yanıt vermektedir. Birincisi, 2025 yılında çıkarılan 7552 sayılı İklim Kanunu ile ulusal ETS'nin yasal çerçevesi oluşturulmuş; yılda 50.000 ton CO₂ üzerinde emisyon yapan tesisleri kapsayan pilot ETS aşaması 2026-2027 döneminde başlayacaktır. İkincisi, Yeşil Dönüşüm Destek Programı ve Sanayi ve Teknoloji Bakanlığı'nın yeşil dönüşüm portalı aracılığıyla düşük karbonlu üretim teknolojileri için Dünya Bankası finansmanlı 1 milyar doların üzerinde destek mobilize edilmektedir. Bu bağlamda iki politika aracının eş zamanlı uygulanması önerilmektedir: (i) ETS kapsamındaki firmalara CBAM sertifika yüküne karşılık geçici SGK prim desteği (yeşil geçiş desteği); (ii) düşük karbonlu üretim teknolojisine yatırım yapan firmalarda istihdam edilen nitelikli personel için ek teşvik. Aksi takdirde CBAM maliyet yükünün firmaların istihdam azaltımına yol açması riski ciddidir.</w:t>
       </w:r>
     </w:p>
     <w:p>
@@ -5730,7 +6254,7 @@
           <w:b w:val="0"/>
           <w:i w:val="0"/>
         </w:rPr>
-        <w:t>Türkiye'nin Ulusal Yapay Zeka Stratejisi (2021-2025, 2024 güncellemesi) yapay zekanın GSYH'ye katkısını %5'e çıkarmayı ve AI alanında 50.000 istihdam yaratmayı hedeflemektedir. Sanayi ve Teknoloji Bakanlığı'nın Dijital ve Yeşil Dönüşüm Destek Programları, sanayi tesislerinin sürdürülebilirlik odaklı uygulamalarını desteklemektedir.</w:t>
+        <w:t>Türkiye'nin Ulusal Yapay Zeka Stratejisi (2021-2025, 2024 güncellemesi) yapay zekanın GSYH'ye katkısını %5'e çıkarmayı ve AI alanında 50.000 istihdam yaratmayı hedeflemektedir. Orta Vadeli Program (2026-2028), sektörel önceliklendirmeye dayalı hedefli sanayi politikalarının uygulanacağını, yüksek katma değerli üretim ve teknoloji odaklı dönüşüm yoluyla rekabet gücünün artırılacağını belirtmektedir.</w:t>
       </w:r>
     </w:p>
     <w:p>
@@ -5739,7 +6263,16 @@
           <w:b w:val="0"/>
           <w:i w:val="0"/>
         </w:rPr>
-        <w:t>Orta Vadeli Program (2026-2028), sektörel önceliklendirmeye dayalı hedefli sanayi politikalarının uygulanacağını, yüksek katma değerli üretim ve teknoloji odaklı dönüşüm yoluyla rekabet gücünün artırılacağını belirtmektedir. HIT-30 Yüksek Teknoloji Yatırım Programı, öncelikli teknoloji alanlarında büyük ölçekli yatırımları proje bazlı mekanizmalarla destekleyecektir.</w:t>
+        <w:t>HIT-30 Yüksek Teknoloji Yatırım Programı: Sanayi ve Teknoloji Bakanlığı tarafından Temmuz 2024'te açıklanan program, 2030'a kadar 30 milyar dolarlık devlet desteği ve 20 milyar dolarlık özel sektör yatırımı hedeflemektedir. Sekiz öncelikli teknoloji alanı belirlenmiştir: (1) Yarı İletkenler; (2) Elektrikli Araçlar ve Bataryalar; (3) İleri İmalat ve Robotik; (4) Yeşil Enerji Teknolojileri; (5) Biyoteknoloji ve Sağlık; (6) Yapay Zeka ve Büyük Dil Modelleri; (7) İletişim Teknolojileri; (8) Uzay Teknolojileri. Program; vergi teşviklerinin %60'a ulaşabileceği proje bazlı destekler, Ar-Ge merkezi kuran dünyanın ilk 1000 Ar-Ge şirketi için personel giderlerinin %50'sinin Hazine tarafından karşılanması ve YTAK aracılığıyla uygun faizli finansman imkânları sunmaktadır.</w:t>
+      </w:r>
+    </w:p>
+    <w:p>
+      <w:r>
+        <w:rPr>
+          <w:b w:val="0"/>
+          <w:i w:val="0"/>
+        </w:rPr>
+        <w:t>Dijital ve Yeşil Dönüşüm Destek Programları: Sanayi ve Teknoloji Bakanlığı, imalat sanayinde dijital olgunluk seviyesini artırmak amacıyla iki kapsamlı destek mekanizması işletmektedir. Dijital Dönüşüm Programı; 5 yıl ve üzeri faaliyet gösteren imalat KOBİ ve büyük işletmelerinin makine, yazılım ve danışmanlık giderlerini hibe ile desteklemektedir. KOSGEB bünyesinde 300 milyon Euro kaynak dijital dönüşüm projelerine ayrılmış olup hibe oranı %80'e, destek tutarı 1,5 milyon TL'ye çıkabilmektedir. Yeşil Dönüşüm Programı ise Dünya Bankası'nın 1 milyar dolarlık finansmanı çerçevesinde kaynak verimliliği, atık azaltma ve güneş enerjisi yatırımlarını desteklemekte; TÜBİTAK-TEYDEB'in 1832 ve 1833 çağrı programları aracılığıyla 231 proje değerlendirilmektedir.</w:t>
       </w:r>
     </w:p>
     <w:p>
@@ -5749,6 +6282,59 @@
           <w:i w:val="0"/>
         </w:rPr>
         <w:t>IMF'nin yapay zeka patlamasının 1990'ların dot-com patlamasına benzediği uyarısı dikkate alınarak, AI yatırımlarında verimlilik odaklı bir yaklaşım benimsenmelidir. Teknoloji benimseme hızı sektörler arasında eşitsiz olduğundan, dijital beceri geliştirme programlarının sektörel ihtiyaçlara göre farklılaştırılması gerekmektedir (IMF, 2025a).</w:t>
+      </w:r>
+    </w:p>
+    <w:p>
+      <w:pPr>
+        <w:pStyle w:val="Heading2"/>
+      </w:pPr>
+      <w:r>
+        <w:t>7.6. Beceri Açığı ve Aktif İşgücü Programlarının Rolü</w:t>
+      </w:r>
+    </w:p>
+    <w:p>
+      <w:r>
+        <w:rPr>
+          <w:b w:val="0"/>
+          <w:i w:val="0"/>
+        </w:rPr>
+        <w:t>İstihdam teşvikleri tek başına yeterli değildir; işgücü piyasasına uyum teşviksiz de sağlanamaz. Bu iki araç birlikte tasarlanmalıdır.</w:t>
+      </w:r>
+    </w:p>
+    <w:p>
+      <w:r>
+        <w:rPr>
+          <w:b w:val="0"/>
+          <w:i w:val="0"/>
+        </w:rPr>
+        <w:t>Dünya Ekonomik Forumu'nun (WEF) Mesleklerin Geleceği 2025 Raporu, 2030'a kadar mevcut iş becerilerinin %39'unun geçerliliğini yitireceğini ve işverenlerin %41'inin yapay zeka otomasyonu nedeniyle işgücü azaltmayı planladığını ortaya koymaktadır (WEF, 2025). Türkiye bu dönüşüme hazırlıklı değildir: TÜSİAD'ın (2023) verilerine göre Türk gençlerinin üçte biri ne okul ne çalışma durumundadır (NEET). Bu oran OECD standartlarında oldukça yüksektir ve yapısal bir beceri açığına işaret etmektedir.</w:t>
+      </w:r>
+    </w:p>
+    <w:p>
+      <w:r>
+        <w:rPr>
+          <w:b w:val="0"/>
+          <w:i w:val="0"/>
+        </w:rPr>
+        <w:t>Card, Kluve ve Weber'in (2018) 200'den fazla Aktif İşgücü Piyasası Programı'nı (ALMP) kapsayan meta-analizi, farklı program türlerinin etkinliğini karşılaştırmaktadır: iş arama yardımı kısa dönemde en etkili sonuçları verirken; mesleki eğitim orta vadede daha kalıcı istihdam ve kazanç artışı sağlamaktadır; kamu istihdamı programları ise en düşük etki katsayısına sahiptir. OECD verilerine göre OECD ülkeleri ortalama olarak GSYİH'nin %0,62'sini ALMP harcamalarına ayırmaktadır. Türkiye'nin İŞKUR harcaması bu benchmarkın altında seyretmekte olup kapasite artırımı gerekmektedir.</w:t>
+      </w:r>
+    </w:p>
+    <w:p>
+      <w:r>
+        <w:rPr>
+          <w:b w:val="0"/>
+          <w:i w:val="0"/>
+        </w:rPr>
+        <w:t>İŞKUR'un mevcut programları —mesleki eğitim kursları, işbaşı eğitimi, girişimcilik desteği ve istihdam garantili kurslar— değerli araçlardır. Dünya Bankası'nın (2023) İŞKUR değerlendirmesi, gençlerin işbaşı eğitim programlarına katılımı sonucunda istihdam ve kazanç artışı gözlemlendiğini ortaya koymaktadır. ILO'nun (2025) bulguları ise ALMP programları teşviklerle entegre edildiğinde —eğitim + prim indirimi birlikte— etkinin çok katmanlı hale geldiğini göstermektedir.</w:t>
+      </w:r>
+    </w:p>
+    <w:p>
+      <w:r>
+        <w:rPr>
+          <w:b w:val="0"/>
+          <w:i w:val="0"/>
+        </w:rPr>
+        <w:t>Sektörel eğitim entegrasyonu önerisi: İmalat sanayi teşvikiyle birlikte CNC operatörlüğü, kaynak teknisyenliği ve otomasyon bakım kursları; konaklama sektörü teşvikiyle birlikte turizm hizmetleri ve dijital pazarlama eğitimleri; bilgi ve iletişim sektörü teşvikiyle birlikte yazılım geliştirme, veri bilimi ve siber güvenlik bootcamp'leri açılmalı ve mezunların istihdamı SGK teşvikiyle ilişkilendirilmelidir. Bu bütünleşik yaklaşım, Türkiye'nin hem kısa vadeli istihdam artışı hem de uzun vadeli verimlilik kazanımı hedeflerini eş zamanlı olarak gerçekleştirmesine imkân tanıyacaktır.</w:t>
       </w:r>
     </w:p>
     <w:p>
@@ -6188,6 +6774,126 @@
         <w:t>World Bank (2025b). Türkiye Macro Poverty Outlook. https://thedocs.worldbank.org/en/doc/d5f32ef28464d01f195827b7e020a3e8-0500022021/related/mpo-tur.pdf</w:t>
       </w:r>
     </w:p>
+    <w:p>
+      <w:pPr>
+        <w:spacing w:after="120"/>
+        <w:ind w:firstLine="0" w:left="709"/>
+      </w:pPr>
+      <w:r>
+        <w:rPr>
+          <w:sz w:val="22"/>
+        </w:rPr>
+        <w:t>Brookings Institution (2015). America's Advanced Industries: New Trends. Brookings Institution Press.</w:t>
+      </w:r>
+    </w:p>
+    <w:p>
+      <w:pPr>
+        <w:spacing w:after="120"/>
+        <w:ind w:firstLine="0" w:left="709"/>
+      </w:pPr>
+      <w:r>
+        <w:rPr>
+          <w:sz w:val="22"/>
+        </w:rPr>
+        <w:t>Card, D., Kluve, J. ve Weber, A. (2018). What Works? A Meta Analysis of Recent Active Labor Market Program Evaluations. Journal of the European Economic Association, 16(3), 894-931.</w:t>
+      </w:r>
+    </w:p>
+    <w:p>
+      <w:pPr>
+        <w:spacing w:after="120"/>
+        <w:ind w:firstLine="0" w:left="709"/>
+      </w:pPr>
+      <w:r>
+        <w:rPr>
+          <w:sz w:val="22"/>
+        </w:rPr>
+        <w:t>IZA (2016). Do Employment Subsidies Work? Evidence from Regionally Targeted Subsidies in Turkey. IZA Discussion Paper No. 9993. Institute of Labor Economics. https://docs.iza.org/dp9993.pdf</w:t>
+      </w:r>
+    </w:p>
+    <w:p>
+      <w:pPr>
+        <w:spacing w:after="120"/>
+        <w:ind w:firstLine="0" w:left="709"/>
+      </w:pPr>
+      <w:r>
+        <w:rPr>
+          <w:sz w:val="22"/>
+        </w:rPr>
+        <w:t>Moretti, E. (2010). Local Multipliers. American Economic Review: Papers and Proceedings, 100(2), 373-377.</w:t>
+      </w:r>
+    </w:p>
+    <w:p>
+      <w:pPr>
+        <w:spacing w:after="120"/>
+        <w:ind w:firstLine="0" w:left="709"/>
+      </w:pPr>
+      <w:r>
+        <w:rPr>
+          <w:sz w:val="22"/>
+        </w:rPr>
+        <w:t>NAM — National Association of Manufacturers (2025). Manufacturing Economic Impact. https://nam.org/manufacturing-economic-impact/</w:t>
+      </w:r>
+    </w:p>
+    <w:p>
+      <w:pPr>
+        <w:spacing w:after="120"/>
+        <w:ind w:firstLine="0" w:left="709"/>
+      </w:pPr>
+      <w:r>
+        <w:rPr>
+          <w:sz w:val="22"/>
+        </w:rPr>
+        <w:t>OECD (2015). OECD Product Market Regulation Indicators for Türkiye. Organisation for Economic Co-operation and Development. https://stats.oecd.org/Index.aspx?DataSetCode=PMR</w:t>
+      </w:r>
+    </w:p>
+    <w:p>
+      <w:pPr>
+        <w:spacing w:after="120"/>
+        <w:ind w:firstLine="0" w:left="709"/>
+      </w:pPr>
+      <w:r>
+        <w:rPr>
+          <w:sz w:val="22"/>
+        </w:rPr>
+        <w:t>TEPAV (2024). Türkiye Ekonomi Görünümü. Ekonomi Politikaları Araştırma Vakfı. https://www.tepav.org.tr</w:t>
+      </w:r>
+    </w:p>
+    <w:p>
+      <w:pPr>
+        <w:spacing w:after="120"/>
+        <w:ind w:firstLine="0" w:left="709"/>
+      </w:pPr>
+      <w:r>
+        <w:rPr>
+          <w:sz w:val="22"/>
+        </w:rPr>
+        <w:t>TÜSİAD (2023). Türkiye'de Dijital Dönüşümün İstihdam ve Beceriler Üzerindeki Etkisi. Türk Sanayicileri ve İş İnsanları Derneği.</w:t>
+      </w:r>
+    </w:p>
+    <w:p>
+      <w:pPr>
+        <w:spacing w:after="120"/>
+        <w:ind w:firstLine="0" w:left="709"/>
+      </w:pPr>
+      <w:r>
+        <w:rPr>
+          <w:sz w:val="22"/>
+        </w:rPr>
+        <w:t>WEF (2025). Future of Jobs Report 2025. World Economic Forum. https://reports.weforum.org/docs/WEF_Future_of_Jobs_Report_2025.pdf</w:t>
+      </w:r>
+    </w:p>
+    <w:p>
+      <w:pPr>
+        <w:spacing w:after="120"/>
+        <w:ind w:firstLine="0" w:left="709"/>
+      </w:pPr>
+      <w:r>
+        <w:rPr>
+          <w:sz w:val="22"/>
+        </w:rPr>
+        <w:t>World Bank (2023). Türkiye: Evaluating the Impact of İŞKUR Vocational Training Programs. World Bank Group.</w:t>
+      </w:r>
+    </w:p>
     <w:sectPr>
       <w:pgSz w:w="12240" w:h="15840"/>
       <w:pgMar w:top="1417" w:right="1417" w:bottom="1417" w:left="1701" w:header="720" w:footer="720" w:gutter="0"/>

--- a/KURESEL_GELISMELER_ISIGINDA_SEKTOREL_ANALIZ_RAPORU.docx
+++ b/KURESEL_GELISMELER_ISIGINDA_SEKTOREL_ANALIZ_RAPORU.docx
@@ -364,7 +364,7 @@
           <w:b w:val="0"/>
           <w:i w:val="0"/>
         </w:rPr>
-        <w:t>Kadran analizine göre 8 sektör hem yüksek istihdam kapasitesine sahip hem de yüksek işgücü maliyeti taşımaktadır. Bu sektörler —İmalat Sanayi, İnşaat, İdari ve Destek Hizmetleri, Konaklama ve Yiyecek, Sağlık, Mesleki Faaliyetler, Eğitim ve Kamu Yönetimi— toplam istihdamın yaklaşık %75'ini oluşturmakta ve istihdam teşviki politikalarının öncelikli hedef grubunu oluşturmaktadır.</w:t>
+        <w:t>Kadran analizine göre 8 sektör hem yüksek istihdam kapasitesine sahip hem de yüksek işgücü maliyeti taşımaktadır. Bu sektörler —İmalat Sanayi, İnşaat, İdari ve Destek Hizmetleri, Konaklama ve Yiyecek, Sağlık, Mesleki Faaliyetler ve Eğitim— toplam istihdamın yaklaşık %70'ini oluşturmakta ve istihdam teşviki politikalarının öncelikli hedef grubunu oluşturmaktadır. Kamu Yönetimi ve Savunma sektörü istatistiksel olarak Kadran 1'de yer almakla birlikte, bu sektörün gayrisafi katma değeri ulusal hesaplarda piyasa çıktısı yerine girdi maliyeti (ağırlıklı olarak ücretler) esas alınarak ölçüldüğünden maliyet etkinliği oranı yapısal olarak ~1'e yakın çıkmaktadır. Piyasa mekanizması işlemediğinden bu sektör kadran bazlı teşvik politikası kapsamı dışında tutulmaktadır.</w:t>
       </w:r>
     </w:p>
     <w:p>
@@ -812,6 +812,18 @@
           <w:i/>
         </w:rPr>
         <w:t>Kaynak: IMF World Economic Outlook, Ocak 2026; Ekim 2025.</w:t>
+      </w:r>
+    </w:p>
+    <w:p>
+      <w:pPr>
+        <w:ind w:firstLine="0"/>
+      </w:pPr>
+      <w:r>
+        <w:rPr>
+          <w:b w:val="0"/>
+          <w:i/>
+        </w:rPr>
+        <w:t>Not: IMF sınıflandırmasında 'Gelişmiş Ekonomiler' kategorisi; ABD, Almanya, Fransa, İngiltere, Japonya, Kanada, İtalya, Avustralya, Güney Kore, İspanya, Hollanda, Belçika, İsviçre, İsveç, Norveç, Danimarka, Avusturya, Finlandiya, Yeni Zelanda, İrlanda ve diğer yüksek gelirli OECD üyelerini kapsamaktadır. Türkiye IMF sınıflandırmasında 'Gelişmekte Olan Piyasalar ve Gelişmekte Olan Ekonomiler' grubunda yer almaktadır.</w:t>
       </w:r>
     </w:p>
     <w:p>
@@ -4865,6 +4877,27 @@
       </w:r>
     </w:p>
     <w:p>
+      <w:r>
+        <w:rPr>
+          <w:b w:val="0"/>
+          <w:i w:val="0"/>
+        </w:rPr>
+        <w:t>Vergi takozunun bileşenlerini anlamak için önce Türkiye'nin gelir vergisi yapısını netleştirmek gerekir. Türkiye'de 2022 yılından itibaren asgari ücret tutarına karşılık gelen gelir gelir vergisinden muaf tutulmuştur (Gelir Vergisi Kanunu md.23/18). Dolayısıyla asgari ücret düzeyinde çalışan kişiler gelir vergisi ödememektedir. Ancak ortalama ücret alanlar —ki bu tutar asgari ücretin üzerindedir— artan oranlı dilim yapısı (2024: %15, %20, %27, %35, %40) kapsamında gelir vergisi ödemektedir. OECD Taxing Wages raporunda kullanılan 'ortalama ücretli çalışan' (%100 APW) profili, bu muafiyetin üzerinde bir gelir düzeyine karşılık geldiğinden Türkiye'nin %39,0 vergi takozu rakamı gelir vergisini de içermektedir.</w:t>
+      </w:r>
+    </w:p>
+    <w:p>
+      <w:pPr>
+        <w:ind w:firstLine="0"/>
+      </w:pPr>
+      <w:r>
+        <w:rPr>
+          <w:b w:val="0"/>
+          <w:i/>
+        </w:rPr>
+        <w:t>Vergi takozu hesaplama formülü: Vergi Takozu (%) = (Gelir Vergisi + Çalışan SGK Payı + İşveren SGK Payı − Nakit Transferler) / Toplam İşgücü Maliyeti × 100. Türkiye'de bileşenler yaklaşık olarak: Gelir vergisi ~%8-10 (ortalama ücretli için); Çalışan SGK payı %15 (emeklilik %9 + sağlık %5 + işsizlik %1); İşveren SGK payı %22,75 (fiili uygulanan teşviklerle ~%17,5'e kadar düşebilir); Nakit transferler sınırlı. Toplam işgücü maliyeti = brüt ücret + işveren SGK payı. Bu formülün sonucu ortalama ücretli için yaklaşık %39'a ulaşmaktadır.</w:t>
+      </w:r>
+    </w:p>
+    <w:p>
       <w:pPr>
         <w:ind w:firstLine="0"/>
       </w:pPr>
@@ -4873,7 +4906,7 @@
           <w:b/>
           <w:i w:val="0"/>
         </w:rPr>
-        <w:t>Tablo 6. OECD Vergi Takozu ve İşveren SGK Yükü Karşılaştırması (2024-2025)</w:t>
+        <w:t>Tablo 6. OECD Vergi Takozu ve SGK Yükü Karşılaştırması (2024)</w:t>
       </w:r>
     </w:p>
     <w:tbl>
@@ -4957,7 +4990,9 @@
               <w:rPr>
                 <w:sz w:val="18"/>
               </w:rPr>
-              <w:t>Vergi takozu (bekar, ort. ücret)</w:t>
+              <w:t>Vergi takozu — bekar, ort. ücret</w:t>
+              <w:br/>
+              <w:t>(gelir vergisi + çalışan SGK + işveren SGK)</w:t>
             </w:r>
           </w:p>
         </w:tc>
@@ -4996,7 +5031,7 @@
               <w:rPr>
                 <w:sz w:val="18"/>
               </w:rPr>
-              <w:t>Belçika %52,6; Almanya %47,9; Fransa %47,2</w:t>
+              <w:t>Belçika %52,6; Almanya %47,9; Fransa %47,2; İngiltere %30,1</w:t>
             </w:r>
           </w:p>
         </w:tc>
@@ -5011,7 +5046,7 @@
               <w:rPr>
                 <w:sz w:val="18"/>
               </w:rPr>
-              <w:t>Vergi takozu (evli, 2 çocuk)</w:t>
+              <w:t>Vergi takozu — evli, 2 çocuk, ort. ücret</w:t>
             </w:r>
           </w:p>
         </w:tc>
@@ -5050,7 +5085,7 @@
               <w:rPr>
                 <w:sz w:val="18"/>
               </w:rPr>
-              <w:t>Türkiye evliler için de bekarlarla aynı — OECD'de tek istisna</w:t>
+              <w:t>Türkiye aile indirimi tanımayan OECD'de tek ülke</w:t>
             </w:r>
           </w:p>
         </w:tc>
@@ -5065,7 +5100,7 @@
               <w:rPr>
                 <w:sz w:val="18"/>
               </w:rPr>
-              <w:t>İşveren SGK (fiili, teşvik sonrası)</w:t>
+              <w:t xml:space="preserve">  ↳ Gelir vergisi bileşeni (ort. ücret)</w:t>
             </w:r>
           </w:p>
         </w:tc>
@@ -5078,7 +5113,7 @@
               <w:rPr>
                 <w:sz w:val="18"/>
               </w:rPr>
-              <w:t>%17,5</w:t>
+              <w:t>~%8-10</w:t>
             </w:r>
           </w:p>
         </w:tc>
@@ -5104,7 +5139,7 @@
               <w:rPr>
                 <w:sz w:val="18"/>
               </w:rPr>
-              <w:t>İngiltere %15; Almanya ~%20; Fransa ~%28-30</w:t>
+              <w:t>ASGARİ ücret için 0 (2022'den itibaren muafiyet)</w:t>
             </w:r>
           </w:p>
         </w:tc>
@@ -5119,7 +5154,61 @@
               <w:rPr>
                 <w:sz w:val="18"/>
               </w:rPr>
-              <w:t>İşveren SGK (yasal, tüm primler)</w:t>
+              <w:t xml:space="preserve">  ↳ Çalışan SGK payı</w:t>
+            </w:r>
+          </w:p>
+        </w:tc>
+        <w:tc>
+          <w:tcPr>
+            <w:tcW w:type="dxa" w:w="2280"/>
+          </w:tcPr>
+          <w:p>
+            <w:r>
+              <w:rPr>
+                <w:sz w:val="18"/>
+              </w:rPr>
+              <w:t>%15,0</w:t>
+            </w:r>
+          </w:p>
+        </w:tc>
+        <w:tc>
+          <w:tcPr>
+            <w:tcW w:type="dxa" w:w="2280"/>
+          </w:tcPr>
+          <w:p>
+            <w:r>
+              <w:rPr>
+                <w:sz w:val="18"/>
+              </w:rPr>
+              <w:t>~%9-12</w:t>
+            </w:r>
+          </w:p>
+        </w:tc>
+        <w:tc>
+          <w:tcPr>
+            <w:tcW w:type="dxa" w:w="2280"/>
+          </w:tcPr>
+          <w:p>
+            <w:r>
+              <w:rPr>
+                <w:sz w:val="18"/>
+              </w:rPr>
+              <w:t>Emeklilik %9 + Sağlık %5 + İşsizlik %1</w:t>
+            </w:r>
+          </w:p>
+        </w:tc>
+      </w:tr>
+      <w:tr>
+        <w:tc>
+          <w:tcPr>
+            <w:tcW w:type="dxa" w:w="2280"/>
+          </w:tcPr>
+          <w:p>
+            <w:r>
+              <w:rPr>
+                <w:sz w:val="18"/>
+              </w:rPr>
+              <w:t xml:space="preserve">  ↳ İşveren SGK payı (yasal)</w:t>
             </w:r>
           </w:p>
         </w:tc>
@@ -5145,7 +5234,7 @@
               <w:rPr>
                 <w:sz w:val="18"/>
               </w:rPr>
-              <w:t>~%19-21</w:t>
+              <w:t>~%17-20</w:t>
             </w:r>
           </w:p>
         </w:tc>
@@ -5158,7 +5247,7 @@
               <w:rPr>
                 <w:sz w:val="18"/>
               </w:rPr>
-              <w:t>Sağlık+emeklilik+işsizlik toplamı; ülkeden ülkeye farklı</w:t>
+              <w:t>Fiili (teşvikli): ~%17,5; Fransa ~%28-30</w:t>
             </w:r>
           </w:p>
         </w:tc>
@@ -5173,7 +5262,20 @@
               <w:rPr>
                 <w:sz w:val="18"/>
               </w:rPr>
-              <w:t>Vergi takozunda en yüksek: Belçika</w:t>
+              <w:t>Vergi takozunda OECD en yüksek: Belçika</w:t>
+            </w:r>
+          </w:p>
+        </w:tc>
+        <w:tc>
+          <w:tcPr>
+            <w:tcW w:type="dxa" w:w="2280"/>
+          </w:tcPr>
+          <w:p>
+            <w:r>
+              <w:rPr>
+                <w:sz w:val="18"/>
+              </w:rPr>
+              <w:t>—</w:t>
             </w:r>
           </w:p>
         </w:tc>
@@ -5199,20 +5301,7 @@
               <w:rPr>
                 <w:sz w:val="18"/>
               </w:rPr>
-              <w:t>OECD içi en yüksek</w:t>
-            </w:r>
-          </w:p>
-        </w:tc>
-        <w:tc>
-          <w:tcPr>
-            <w:tcW w:type="dxa" w:w="2280"/>
-          </w:tcPr>
-          <w:p>
-            <w:r>
-              <w:rPr>
-                <w:sz w:val="18"/>
-              </w:rPr>
-              <w:t>Türkiye OECD içinde üst çeyrekte yer almaktadır</w:t>
+              <w:t>Türkiye OECD içinde üst çeyrekte</w:t>
             </w:r>
           </w:p>
         </w:tc>
@@ -5227,7 +5316,7 @@
           <w:b w:val="0"/>
           <w:i/>
         </w:rPr>
-        <w:t>Kaynak: OECD Taxing Wages 2025; OECD Türkiye Country Note; URSSAF (2025); GOV.UK (2025).</w:t>
+        <w:t>Kaynak: OECD Taxing Wages 2025; GİB; 193 sayılı GVK md.23/18 (2022 değişikliği).</w:t>
       </w:r>
     </w:p>
     <w:p>
@@ -5239,7 +5328,7 @@
           <w:b w:val="0"/>
           <w:i/>
         </w:rPr>
-        <w:t>Not: OECD ülkelerinde işveren SGK oranları; emeklilik, sağlık, işsizlik sigortası gibi bileşenlerin toplamından oluşmakta olup ülkeden ülkeye büyük farklılık göstermektedir. Türkiye'nin %22,75'lik yasal işveren prim yükü OECD ülkelerinin büyük çoğunluğunun üzerindedir. İndirimlerin uygulandığı fiili oran sektör ve bölgeye göre değişmektedir.</w:t>
+        <w:t>Not: Türkiye'de vergi takozu yüksekliğinin temel nedeni aile indirimi bulunmaması ve çalışan SGK payının OECD ortalamasının üzerinde seyretmesidir. Asgari ücret düzeyindeki çalışanlar gelir vergisinden muaf olduğundan bu grubun vergi takozu daha düşüktür.</w:t>
       </w:r>
     </w:p>
     <w:p>
@@ -5248,7 +5337,7 @@
           <w:b w:val="0"/>
           <w:i w:val="0"/>
         </w:rPr>
-        <w:t>Uluslararası istihdam teşviki deneyimleri önemli dersler sunmaktadır:</w:t>
+        <w:t>Uluslararası istihdam teşviki ve istihdam koruma deneyimleri, her ülkenin kendi kurumsal yapısına özgü tasarımlar geliştirdiğini göstermektedir. Aşağıda dört ülkenin deneyimi Türkiye ile karşılaştırmalı olarak değerlendirilmektedir.</w:t>
       </w:r>
     </w:p>
     <w:p>
@@ -5256,10 +5345,10 @@
         <w:rPr>
           <w:b/>
         </w:rPr>
-        <w:t xml:space="preserve">Almanya — Kurzarbeit: </w:t>
+        <w:t xml:space="preserve">Almanya — Kurzarbeit ve Türkiye Karşılaştırması: </w:t>
       </w:r>
       <w:r>
-        <w:t>Kısa çalışma programı, 2008-09 küresel krizinde yaklaşık 500.000, COVID-19 döneminde 6 milyon işçiyi kapsayarak istihdamı korumuştur. Almanya'da istihdam, GSYİH'deki %7'lik düşüşe rağmen yalnızca %1 gerilemiştir (Tax Foundation, 2025).</w:t>
+        <w:t>Almanya'nın kısa çalışma programı (Kurzarbeit), 2008-09 küresel krizinde ~500.000, COVID-19 döneminde 6 milyon işçiyi kapsayarak istihdamı korumuştur. Almanya'da istihdam, GSYİH'deki %7'lik düşüşe rağmen yalnızca %1 gerilemiştir (Tax Foundation, 2025). Türkiye'de muadil araç Kısa Çalışma Ödeneği (KÇÖ) olmakla birlikte kapsam ve esneklik açısından önemli sınırlılıklar taşımaktadır. Buna ek olarak, Türkiye COVID-19 sürecinde Kısa Çalışma Ödeneği kapsamına giremeyen —özellikle prim koşulunu sağlayamayan— çalışanlar için Nakdi Ücret Desteği (NÜD) uygulaması başlatmıştır. NÜD, günlük 34,72 TL (dönemin asgari ücretinin %47'si) tutarında, son 60 günde en az 30 gün sigortalı olan tüm çalışanlara açık olarak tasarlanmıştır. Bu uygulama KÇÖ'nün kapsam dışında kalan katmanlara ulaşması bakımından anlamlı ancak ödeme düzeyi yetersiz kalmıştır.</w:t>
       </w:r>
     </w:p>
     <w:p>
@@ -5267,10 +5356,10 @@
         <w:rPr>
           <w:b/>
         </w:rPr>
-        <w:t xml:space="preserve">Fransa — Réduction Générale: </w:t>
+        <w:t xml:space="preserve">Fransa — Réduction Générale ve Türkiye Karşılaştırması: </w:t>
       </w:r>
       <w:r>
-        <w:t>Yapısal işveren sosyal katkı payı indirimi, 2024-25'te asgari ücretin 1,6 katına kadar maaşlarda maksimum %32 oranında uygulanmıştır. 2026'da 3x asgari ücrete genişletilerek RGDU sistemine dönüştürülmüştür. Ancak CICE vergi kredisinin ihracat üzerinde istatistiksel olarak anlamlı bir etkisi bulunamamıştır (URSSAF, 2025; France Stratégie, 2020).</w:t>
+        <w:t>Yapısal işveren sosyal katkı payı indirimi, 2024-25'te asgari ücretin 1,6 katına kadar maaşlarda maksimum %32 oranında uygulanmıştır. 2026'da RGDU sistemine dönüştürülmüştür. Ancak CICE vergi kredisinin ihracat üzerinde istatistiksel olarak anlamlı bir etkisi bulunamamıştır (France Stratégie, 2020). Türkiye'de 5510/7252 sayılı Kanunlar kapsamındaki prim indirimleri Fransa'ya kıyasla daha düşük oran ve daha dar kapsama sahiptir; özellikle aile indirimi boyutu tamamen yoktur.</w:t>
       </w:r>
     </w:p>
     <w:p>
@@ -5278,10 +5367,10 @@
         <w:rPr>
           <w:b/>
         </w:rPr>
-        <w:t xml:space="preserve">Güney Kore — KOBİ İstihdam Teşvikleri: </w:t>
+        <w:t xml:space="preserve">Güney Kore — KOBİ İstihdam Teşvikleri ve Türkiye Karşılaştırması: </w:t>
       </w:r>
       <w:r>
-        <w:t>Her ek KOBİ çalışanı için 7-7,7 milyon KRW vergi indirimi, genç KOBİ çalışanlarına 5 yıl boyunca %90 gelir vergisi muafiyeti uygulanmaktadır. Ancak 2024 araştırması, yüksek nitelikli gençlerde mütevazı teşviklerin yüksek rezervasyon ücreti nedeniyle etkisiz kaldığını göstermiştir (MOEL, 2024).</w:t>
+        <w:t>Her ek KOBİ çalışanı için 7-7,7 milyon KRW vergi indirimi, genç KOBİ çalışanlarına 5 yıl boyunca %90 gelir vergisi muafiyeti uygulanmaktadır. Ancak yüksek nitelikli gençlerde mütevazı teşviklerin yüksek rezervasyon ücreti nedeniyle etkisiz kaldığı gösterilmiştir (MOEL, 2024). Türkiye'de 687 sayılı KHK kapsamında net istihdam artışı başına SGK teşviki uygulanmaktadır; ancak bu sistem KOBİ'ye özgü değildir ve Güney Kore'nin vergi indirimi mekanizması gibi sektörel farklılaştırma içermemektedir.</w:t>
       </w:r>
     </w:p>
     <w:p>
@@ -5289,22 +5378,10 @@
         <w:rPr>
           <w:b/>
         </w:rPr>
-        <w:t xml:space="preserve">İngiltere — Employment Allowance: </w:t>
+        <w:t xml:space="preserve">İngiltere — Employment Allowance ve Türkiye Karşılaştırması: </w:t>
       </w:r>
       <w:r>
-        <w:t>Sabit işveren NIC indirimi 2025'te 10.500 GBP'ye yükseltilmiştir. İşveren NIC oranı %13,8'den %15'e artırılırken, 100.000 GBP uygunluk tavanı kaldırılarak tüm işletmelere erişim sağlanmıştır (GOV.UK, 2025).</w:t>
-      </w:r>
-    </w:p>
-    <w:p>
-      <w:pPr>
-        <w:ind w:firstLine="0"/>
-      </w:pPr>
-      <w:r>
-        <w:rPr>
-          <w:b w:val="0"/>
-          <w:i w:val="0"/>
-        </w:rPr>
-        <w:t>Almanya Kurzarbeit ile Türkiye'nin Kısa Çalışma Ödeneği karşılaştırması, Türkiye'nin istihdam koruma araçlarını geliştirmek için somut bir referans çerçevesi sunmaktadır:</w:t>
+        <w:t>Sabit işveren NIC indirimi 2025'te 10.500 GBP'ye yükseltilmiştir. İşveren NIC oranı %13,8'den %15'e artırılırken tüm işletmelere erişim sağlanmıştır (GOV.UK, 2025). İngiltere'nin sabit tutarlı (oran değil, mutlak tutar) yapısı, küçük işletmeleri büyük işletmelere kıyasla orantısız biçimde desteklemektedir. Türkiye'de böyle bir sabit tutar mekanizması henüz mevcut değildir.</w:t>
       </w:r>
     </w:p>
     <w:p>
@@ -5316,7 +5393,7 @@
           <w:b/>
           <w:i w:val="0"/>
         </w:rPr>
-        <w:t>Tablo 7. Almanya Kurzarbeit — Türkiye Kısa Çalışma Ödeneği Karşılaştırması</w:t>
+        <w:t>Tablo 7. Almanya Kurzarbeit — Türkiye Kısa Çalışma Ödeneği ve Nakdi Ücret Desteği Karşılaştırması</w:t>
       </w:r>
     </w:p>
     <w:tbl>
@@ -5370,7 +5447,7 @@
                 <w:b/>
                 <w:sz w:val="18"/>
               </w:rPr>
-              <w:t>Türkiye Kısa Çalışma Ödeneği</w:t>
+              <w:t>Türkiye (KÇÖ + NÜD)</w:t>
             </w:r>
           </w:p>
         </w:tc>
@@ -5411,7 +5488,7 @@
               <w:rPr>
                 <w:sz w:val="18"/>
               </w:rPr>
-              <w:t>3 ay (Bakanlar Kurulu kararıyla 6 aya uzatılabilir)</w:t>
+              <w:t>KÇÖ: 3 ay (uzatılabilir 6 ay)</w:t>
             </w:r>
           </w:p>
         </w:tc>
@@ -5439,7 +5516,7 @@
               <w:rPr>
                 <w:sz w:val="18"/>
               </w:rPr>
-              <w:t>%60-%80 (süreye göre kademeli)</w:t>
+              <w:t>%60-%80 (kademeli)</w:t>
             </w:r>
           </w:p>
         </w:tc>
@@ -5452,7 +5529,7 @@
               <w:rPr>
                 <w:sz w:val="18"/>
               </w:rPr>
-              <w:t>%60 (sabit)</w:t>
+              <w:t>KÇÖ: %60 sabit; NÜD: asgari ücretin ~%47'si</w:t>
             </w:r>
           </w:p>
         </w:tc>
@@ -5480,7 +5557,7 @@
               <w:rPr>
                 <w:sz w:val="18"/>
               </w:rPr>
-              <w:t>İşyerindeki çalışanların %10'u etkilenmiş olması</w:t>
+              <w:t>İşyerinde çalışanların %10'u etkilenmiş olması</w:t>
             </w:r>
           </w:p>
         </w:tc>
@@ -5493,7 +5570,7 @@
               <w:rPr>
                 <w:sz w:val="18"/>
               </w:rPr>
-              <w:t>Bireysel yeterliliğe bağlı (son 3 yılda 600 gün prim)</w:t>
+              <w:t>KÇÖ: Son 3 yılda 600 gün prim; NÜD: Son 60 günde 30 gün sigortalı</w:t>
             </w:r>
           </w:p>
         </w:tc>
@@ -5508,7 +5585,7 @@
               <w:rPr>
                 <w:sz w:val="18"/>
               </w:rPr>
-              <w:t>Finansman</w:t>
+              <w:t>COVID kapsam</w:t>
             </w:r>
           </w:p>
         </w:tc>
@@ -5521,7 +5598,7 @@
               <w:rPr>
                 <w:sz w:val="18"/>
               </w:rPr>
-              <w:t>Sosyal sigorta fonu + Hazine desteği</w:t>
+              <w:t>6 milyon çalışan; istihdam yalnızca %1 geriledi</w:t>
             </w:r>
           </w:p>
         </w:tc>
@@ -5534,7 +5611,7 @@
               <w:rPr>
                 <w:sz w:val="18"/>
               </w:rPr>
-              <w:t>İşsizlik Sigortası Fonu (İŞKUR)</w:t>
+              <w:t>KÇÖ sınırlı kaldı; NÜD ek katman sağladı ancak ödeme düzeyi düşük kaldı</w:t>
             </w:r>
           </w:p>
         </w:tc>
@@ -5549,7 +5626,7 @@
               <w:rPr>
                 <w:sz w:val="18"/>
               </w:rPr>
-              <w:t>COVID'de kapsam</w:t>
+              <w:t>Kapsam genişliği</w:t>
             </w:r>
           </w:p>
         </w:tc>
@@ -5562,7 +5639,7 @@
               <w:rPr>
                 <w:sz w:val="18"/>
               </w:rPr>
-              <w:t>6 milyon çalışan (GSYİH düşüşüne karşın istihdam %1 geriledi)</w:t>
+              <w:t>Tüm SSK katkı ödeyenler</w:t>
             </w:r>
           </w:p>
         </w:tc>
@@ -5575,7 +5652,7 @@
               <w:rPr>
                 <w:sz w:val="18"/>
               </w:rPr>
-              <w:t>Sınırlı kapsam; yalnızca işsizlik sigortası prim ödeyenler</w:t>
+              <w:t>KÇÖ: İşsizlik sigortası primini dolduranlar; NÜD daha geniş ama kısa süreli</w:t>
             </w:r>
           </w:p>
         </w:tc>
@@ -5590,7 +5667,7 @@
               <w:rPr>
                 <w:sz w:val="18"/>
               </w:rPr>
-              <w:t>Esneklik</w:t>
+              <w:t>İşveren katkısı</w:t>
             </w:r>
           </w:p>
         </w:tc>
@@ -5603,7 +5680,7 @@
               <w:rPr>
                 <w:sz w:val="18"/>
               </w:rPr>
-              <w:t>Tüm SSK katkı ödeyenlere açık</w:t>
+              <w:t>İşveren SGK primlerini ödemeye devam eder</w:t>
             </w:r>
           </w:p>
         </w:tc>
@@ -5616,7 +5693,48 @@
               <w:rPr>
                 <w:sz w:val="18"/>
               </w:rPr>
-              <w:t>Yalnızca işsizlik sigortası prim ödeyen çalışanlar</w:t>
+              <w:t>İşveren SGK yükümlülüğü devam eder; ek destek sınırlı</w:t>
+            </w:r>
+          </w:p>
+        </w:tc>
+      </w:tr>
+      <w:tr>
+        <w:tc>
+          <w:tcPr>
+            <w:tcW w:type="dxa" w:w="3041"/>
+          </w:tcPr>
+          <w:p>
+            <w:r>
+              <w:rPr>
+                <w:sz w:val="18"/>
+              </w:rPr>
+              <w:t>Değerlendirme</w:t>
+            </w:r>
+          </w:p>
+        </w:tc>
+        <w:tc>
+          <w:tcPr>
+            <w:tcW w:type="dxa" w:w="3041"/>
+          </w:tcPr>
+          <w:p>
+            <w:r>
+              <w:rPr>
+                <w:sz w:val="18"/>
+              </w:rPr>
+              <w:t>Güçlü istihdam koruma; esneklik ve kapsam avantajı</w:t>
+            </w:r>
+          </w:p>
+        </w:tc>
+        <w:tc>
+          <w:tcPr>
+            <w:tcW w:type="dxa" w:w="3041"/>
+          </w:tcPr>
+          <w:p>
+            <w:r>
+              <w:rPr>
+                <w:sz w:val="18"/>
+              </w:rPr>
+              <w:t>KÇÖ+NÜD birlikte anlamlı ancak kapsam ve ödeme yetersizliği reform ihtiyacı doğuruyor</w:t>
             </w:r>
           </w:p>
         </w:tc>
@@ -5631,7 +5749,7 @@
           <w:b w:val="0"/>
           <w:i/>
         </w:rPr>
-        <w:t>Temel fark: Almanya'nın Kurzarbeit sistemi daha uzun süre, daha esnek kapsam ve kademeli ödeme oranları ile işverenlere gerçek anlamda istihdam koruma araçları sunmaktadır. Türkiye'nin Kısa Çalışma Ödeneği'nin özellikle kapsam genişliği ve azami süre bakımından iyileştirilmesi, kriz dönemlerinde istihdam kayıplarını önemli ölçüde azaltabilir.</w:t>
+        <w:t>Politika çıkarımı: Türkiye'nin KÇÖ + NÜD ikili yapısını tek, daha kapsayıcı ve daha yüksek ödeme oranlı bir kısa çalışma mekanizmasına dönüştürmesi, gelecekteki kriz dönemlerinde istihdam kaybını önemli ölçüde sınırlayabilir. Bu reformda Kurzarbeit'ın işyeri eşiği (çalışanların %10'u) ve kademeli ödeme (süreye bağlı %60-80) modeli referans alınabilir.</w:t>
       </w:r>
     </w:p>
     <w:p>
@@ -5640,7 +5758,7 @@
           <w:b w:val="0"/>
           <w:i w:val="0"/>
         </w:rPr>
-        <w:t>Fransa'nın Réduction Générale uygulaması ile kıyaslandığında, Türkiye 5510 ve 7252 sayılı Kanunlar kapsamında kademeli prim indirimleri uygulamaktadır; ancak Türkiye'nin indirim oranları daha düşük ve kapsam daha dardır. Güney Kore'de her yeni KOBİ çalışanı için vergi indirimi uygulaması ile karşılaştırıldığında, Türkiye'de 687 sayılı KHK kapsamında net istihdam artışı başına SGK teşviki mevcuttur; ancak bu sistem KOBİ'lere özgü değildir ve kapsam görece sınırlı kalmaktadır.</w:t>
+        <w:t>Ölü ağırlık kaybı (deadweight loss) nedir? İstihdam teşviklerinde ölü ağırlık kaybı, "zaten olacak işler için para harcamak" anlamına gelir. Örneğin bir firma, teşvik programı olsa da olmasa da bir mühendisi işe alacaktı. Teşvik verildiğinde devlet para harcamış, ancak net yeni istihdam yaratılmamıştır. Bu boşa harcanan pay, ölü ağırlık kaybıdır.</w:t>
       </w:r>
     </w:p>
     <w:p>
@@ -5649,7 +5767,7 @@
           <w:b w:val="0"/>
           <w:i w:val="0"/>
         </w:rPr>
-        <w:t>Ölü ağırlık kaybı (deadweight loss) nedir? İstihdam teşviklerinde ölü ağırlık kaybı, "zaten olacak işler için para harcamak" anlamına gelir. Örneğin bir firma, teşvik programı olsa da olmasa da bir mühendisi işe alacaktı. Teşvik verildiğinde devlet para harcamış, ancak net yeni istihdam yaratılmamıştır. Bu boşa harcanan pay, ölü ağırlık kaybıdır. Türkiye'ye özgü çalışmalar (IZA No. 9993), bölgesel teşvik programlarının birinde ölü ağırlık kaybını %47-78, daha iyi tasarlanmış ikinci programda %23-44 olarak ölçmüştür. Bu rakamlar, her 100 TL teşvikin 23-78 TL'sinin net yeni istihdam yaratmadığı anlamına gelir; geri kalanı zaten olacak istihdama gitmiştir. Bu nedenle teşvik programlarının net istihdam artışı koşuluna bağlanması kritik öneme sahiptir.</w:t>
+        <w:t>Türkiye'ye özgü ölü ağırlık kaybı analizi: Uysal (2016), IZA Discussion Paper No. 9993 kapsamında Türkiye'nin bölgesel SGK prim teşviklerini fark-içi-farklar (difference-in-differences) yöntemiyle değerlendirmiştir. Çalışmada iki farklı teşvik programı incelenmiştir: (1) 5084 sayılı Kanun kapsamındaki ilk program (2004-2012): 49 geri kalmış ilde uygulanan, işveren SGK payının tamamını kapsayan yoğun destek. Ölü ağırlık kaybı %47-78 aralığında ölçülmüştür — yani her 100 TL teşvikin 47-78 TL'si zaten gerçekleşecek istihdama gitmiştir. (2) 5510 sayılı Kanun kapsamındaki ikinci program (2008 sonrası): Net istihdam artışı koşuluna bağlanan, daha iyi tasarlanmış yapı. Bu programda ölü ağırlık kaybı %23-44'e gerilemiştir. Temel bulgu: Net istihdam artışı koşulu, ölü ağırlık kaybını yaklaşık yarıya indirmiştir. Bu sonuç, teşvik programı tasarımında en kritik değişkenin 'net artış şartı' olduğunu kanıtlamakta ve Türkiye için tasarlanacak tüm yeni programlara doğrudan politika çıkarımı sunmaktadır (Uysal, 2016; IZA DP No. 9993).</w:t>
       </w:r>
     </w:p>
     <w:p>
@@ -6289,7 +6407,7 @@
         <w:pStyle w:val="Heading2"/>
       </w:pPr>
       <w:r>
-        <w:t>7.6. Beceri Açığı ve Aktif İşgücü Programlarının Rolü</w:t>
+        <w:t>7.6. Beceri Açığı, İşlerin Dönüşümü ve Aktif İşgücü Programları</w:t>
       </w:r>
     </w:p>
     <w:p>
@@ -6298,7 +6416,15 @@
           <w:b w:val="0"/>
           <w:i w:val="0"/>
         </w:rPr>
-        <w:t>İstihdam teşvikleri tek başına yeterli değildir; işgücü piyasasına uyum teşviksiz de sağlanamaz. Bu iki araç birlikte tasarlanmalıdır.</w:t>
+        <w:t>İstihdam teşvikleri tek başına yeterli değildir. Paralel olarak işgücünün dönüşen iş yapısına uyumunun sağlanması gerekmektedir. Bu iki politika aracı birlikte tasarlanmadığı sürece teşvikler kısa vadeli etki yaratır; sürdürülebilir verimlilik artışı sağlanamaz.</w:t>
+      </w:r>
+    </w:p>
+    <w:p>
+      <w:pPr>
+        <w:pStyle w:val="Heading3"/>
+      </w:pPr>
+      <w:r>
+        <w:t>İşlerin Dönüşümü: Türkiye'de Hangi Meslekler Değişiyor?</w:t>
       </w:r>
     </w:p>
     <w:p>
@@ -6307,7 +6433,70 @@
           <w:b w:val="0"/>
           <w:i w:val="0"/>
         </w:rPr>
-        <w:t>Dünya Ekonomik Forumu'nun (WEF) Mesleklerin Geleceği 2025 Raporu, 2030'a kadar mevcut iş becerilerinin %39'unun geçerliliğini yitireceğini ve işverenlerin %41'inin yapay zeka otomasyonu nedeniyle işgücü azaltmayı planladığını ortaya koymaktadır (WEF, 2025). Türkiye bu dönüşüme hazırlıklı değildir: TÜSİAD'ın (2023) verilerine göre Türk gençlerinin üçte biri ne okul ne çalışma durumundadır (NEET). Bu oran OECD standartlarında oldukça yüksektir ve yapısal bir beceri açığına işaret etmektedir.</w:t>
+        <w:t>WEF Mesleklerin Geleceği 2025 Raporu, 2030'a kadar mevcut iş becerilerinin %39'unun geçerliliğini yitireceğini ve işverenlerin %41'inin yapay zeka otomasyonu nedeniyle işgücü azaltmayı planladığını ortaya koymaktadır (WEF, 2025). Bu dönüşüm Türkiye'de sektörel bazda somut biçimlerde kendini göstermektedir.</w:t>
+      </w:r>
+    </w:p>
+    <w:p>
+      <w:r>
+        <w:rPr>
+          <w:b/>
+        </w:rPr>
+        <w:t xml:space="preserve">İmalat Sanayi — Otomasyon Baskısı: </w:t>
+      </w:r>
+      <w:r>
+        <w:t>CNC tezgâhları, robotik kaynak sistemleri ve görüntü işleme kalite kontrol sistemleri, rutin montaj ve basit işleme görevlerini hızla otomatize etmektedir. Yok olan meslekler: Manuel montaj operatörü, basit kalite kontrol gözetmeni. Dönüşen meslekler: CNC programcısı, robotik sistem bakım teknisyeni, endüstriyel IoT operatörü. Bu dönüşüm için yeni gereken beceriler; PLC programlama, sensör veri yorumlama ve otomasyon bakımıdır. Türkiye'nin mesleki eğitim müfredatlarının bu yetkinlikleri kapsayacak şekilde güncellenmesi zorunludur.</w:t>
+      </w:r>
+    </w:p>
+    <w:p>
+      <w:r>
+        <w:rPr>
+          <w:b/>
+        </w:rPr>
+        <w:t xml:space="preserve">Çağrı Merkezi ve İdari Hizmetler — Yapay Zeka Yerinden Edişi: </w:t>
+      </w:r>
+      <w:r>
+        <w:t>Doğal dil işleme ve büyük dil modelleri, standart müşteri hizmetleri, randevu ve şikâyet yönetimi görevlerinin büyük bölümünü otomatize edebilecek kapasitededir. Yok olan meslekler: Rutin müşteri temsilcisi, veri giriş operatörü. Dönüşen meslekler: Yapay zeka eğiticisi, müşteri deneyimi tasarımcısı, karmaşık süreç yöneticisi. Türkiye'deki 1,4 milyon İdari Hizmetler çalışanının önemli bir bölümünü bu risk yakından ilgilendirmektedir.</w:t>
+      </w:r>
+    </w:p>
+    <w:p>
+      <w:r>
+        <w:rPr>
+          <w:b/>
+        </w:rPr>
+        <w:t xml:space="preserve">Muhasebe ve Finans — Dijital Muhasebe Araçları: </w:t>
+      </w:r>
+      <w:r>
+        <w:t>E-fatura, e-defter ve bulut muhasebe yazılımları, basit muhasebe tutma ve kayıt görevlerini minimize etmiştir. Yok olan meslekler: Basit defter tutucusu, ödeme takip görevlisi. Dönüşen meslekler: Finansal analiz uzmanı, vergi danışmanı, CFO yardımcısı. Bu dönüşüm KOBİ'lerde çalışan düşük nitelikli muhasebe personelini doğrudan etkilemektedir.</w:t>
+      </w:r>
+    </w:p>
+    <w:p>
+      <w:r>
+        <w:rPr>
+          <w:b/>
+        </w:rPr>
+        <w:t xml:space="preserve">Sağlık — Dijital Sağlık ve Tele-tıp Dönüşümü: </w:t>
+      </w:r>
+      <w:r>
+        <w:t>MHRS, tele-tıp ve yapay zeka destekli görüntü analizi sistemleri yeni roller yaratmaktadır. Dönüşen meslekler: Uzaktan hasta takip koordinatörü, dijital sağlık veri analisti, tele-tıp hemşiresi. Kırsal bölgelerdeki sağlık çalışanları uzaktan hizmet sunum modellerine adapte olmak durumundadır.</w:t>
+      </w:r>
+    </w:p>
+    <w:p>
+      <w:r>
+        <w:rPr>
+          <w:b/>
+        </w:rPr>
+        <w:t xml:space="preserve">Lojistik ve Ulaştırma — Otonom Araçlar ve Akıllı Depo: </w:t>
+      </w:r>
+      <w:r>
+        <w:t>Otonom araç teknolojisi ve otomatik depo sistemleri (AGV, robotik paketleme) geleneksel sürücü ve depo görevlerini dönüştürmektedir. Yok olan meslekler: Manuel depo sayım görevlisi, basit rota kurye. Dönüşen meslekler: Otonom araç filoya yöneticisi, akıllı depo sistem operatörü, son mil lojistik koordinatörü.</w:t>
+      </w:r>
+    </w:p>
+    <w:p>
+      <w:pPr>
+        <w:pStyle w:val="Heading3"/>
+      </w:pPr>
+      <w:r>
+        <w:t>Türkiye'de İşgücü Uyum Politikası Ne Yapmalı?</w:t>
       </w:r>
     </w:p>
     <w:p>
@@ -6316,7 +6505,7 @@
           <w:b w:val="0"/>
           <w:i w:val="0"/>
         </w:rPr>
-        <w:t>Card, Kluve ve Weber'in (2018) 200'den fazla Aktif İşgücü Piyasası Programı'nı (ALMP) kapsayan meta-analizi, farklı program türlerinin etkinliğini karşılaştırmaktadır: iş arama yardımı kısa dönemde en etkili sonuçları verirken; mesleki eğitim orta vadede daha kalıcı istihdam ve kazanç artışı sağlamaktadır; kamu istihdamı programları ise en düşük etki katsayısına sahiptir. OECD verilerine göre OECD ülkeleri ortalama olarak GSYİH'nin %0,62'sini ALMP harcamalarına ayırmaktadır. Türkiye'nin İŞKUR harcaması bu benchmarkın altında seyretmekte olup kapasite artırımı gerekmektedir.</w:t>
+        <w:t>TÜSİAD'ın (2023) verilerine göre Türk gençlerinin üçte biri NEET (ne eğitimde ne istihdamda) konumundadır. Bu yapısal sorun, işgücü uyum kapasitesini en baştan kısıtlamaktadır. Card, Kluve ve Weber'in (2018) 200+ ALMP programını kapsayan meta-analizi, mesleki eğitim programlarının orta vadede en kalıcı istihdam ve kazanç artışını sağladığını ortaya koymaktadır. OECD ülkeleri GSYİH'nin ortalama %0,62'sini ALMP'ye ayırırken Türkiye bu benchmarkın belirgin altında kalmaktadır.</w:t>
       </w:r>
     </w:p>
     <w:p>
@@ -6325,7 +6514,7 @@
           <w:b w:val="0"/>
           <w:i w:val="0"/>
         </w:rPr>
-        <w:t>İŞKUR'un mevcut programları —mesleki eğitim kursları, işbaşı eğitimi, girişimcilik desteği ve istihdam garantili kurslar— değerli araçlardır. Dünya Bankası'nın (2023) İŞKUR değerlendirmesi, gençlerin işbaşı eğitim programlarına katılımı sonucunda istihdam ve kazanç artışı gözlemlendiğini ortaya koymaktadır. ILO'nun (2025) bulguları ise ALMP programları teşviklerle entegre edildiğinde —eğitim + prim indirimi birlikte— etkinin çok katmanlı hale geldiğini göstermektedir.</w:t>
+        <w:t>İŞKUR'un mevcut programları —mesleki eğitim kursları, işbaşı eğitimi, girişimcilik desteği, istihdam garantili kurslar— değerli ancak yetersiz kalan araçlardır. Dünya Bankası'nın (2023) İŞKUR değerlendirmesi, gençler için işbaşı eğitim programlarının istihdam ve kazanç artışı sağladığını teyit etmektedir. Ancak programların ölçeği, sektörel uyumu ve işverenle koordinasyonu güçlendirilmesi gerekmektedir.</w:t>
       </w:r>
     </w:p>
     <w:p>
@@ -6334,7 +6523,7 @@
           <w:b w:val="0"/>
           <w:i w:val="0"/>
         </w:rPr>
-        <w:t>Sektörel eğitim entegrasyonu önerisi: İmalat sanayi teşvikiyle birlikte CNC operatörlüğü, kaynak teknisyenliği ve otomasyon bakım kursları; konaklama sektörü teşvikiyle birlikte turizm hizmetleri ve dijital pazarlama eğitimleri; bilgi ve iletişim sektörü teşvikiyle birlikte yazılım geliştirme, veri bilimi ve siber güvenlik bootcamp'leri açılmalı ve mezunların istihdamı SGK teşvikiyle ilişkilendirilmelidir. Bu bütünleşik yaklaşım, Türkiye'nin hem kısa vadeli istihdam artışı hem de uzun vadeli verimlilik kazanımı hedeflerini eş zamanlı olarak gerçekleştirmesine imkân tanıyacaktır.</w:t>
+        <w:t>Sektörel beceri dönüşümü için politika önerileri: (i) İmalat sanayi SGK teşviki ile eş zamanlı olarak CNC operatörlüğü, robotik bakım ve endüstriyel IoT kursları açılmalı; (ii) İdari Hizmetler teşviki ile birlikte müşteri deneyimi ve yapay zeka eğitimi entegre edilmeli; (iii) Bilgi-İletişim teşvikine koşut yazılım, veri bilimi ve siber güvenlik bootcamp'leri desteklenmeli; (iv) Sağlık sektörü teşvikiyle birlikte tele-tıp hemşiresi ve dijital sağlık koordinatörü yetiştirme programları hayata geçirilmeli; (v) Her teşvik başvurusuna sektörel eğitim planı eklenmesi şartı getirilmeli, eğitimi tamamlayan çalışanlar için ek SGK indirimi tanınmalıdır. Tüm bu programlar İŞKUR veri tabanı aracılığıyla izlenmeli ve Card et al. (2018) meta-analizinin önerdiği bağımsız etki değerlendirmesine tabi tutulmalıdır.</w:t>
       </w:r>
     </w:p>
     <w:p>
@@ -6365,7 +6554,7 @@
         <w:ind w:firstLine="0"/>
       </w:pPr>
       <w:r>
-        <w:t>Türkiye ekonomisinde 8 sektör (İmalat, İnşaat, İdari Destek, Konaklama, Sağlık, Mesleki Faaliyetler, Eğitim, Kamu Yönetimi) hem yüksek istihdam kapasitesine sahip hem de yüksek işgücü maliyeti taşımaktadır. Bu sektörler toplam istihdamın yaklaşık %75'ini oluşturmakta ve teşvik politikalarının birincil hedef grubudur.</w:t>
+        <w:t>Türkiye ekonomisinde 7 sektör (İmalat, İnşaat, İdari Destek, Konaklama, Sağlık, Mesleki Faaliyetler, Eğitim) hem yüksek istihdam kapasitesine sahip hem de yüksek işgücü maliyeti taşımaktadır. Bu sektörler toplam istihdamın yaklaşık %70'ini oluşturmakta ve teşvik politikalarının birincil hedef grubudur. Kamu Yönetimi ve Savunma, GKD ölçüm metodolojisi nedeniyle teşvik kapsamı dışında tutulmuştur.</w:t>
       </w:r>
     </w:p>
     <w:p>

--- a/KURESEL_GELISMELER_ISIGINDA_SEKTOREL_ANALIZ_RAPORU.docx
+++ b/KURESEL_GELISMELER_ISIGINDA_SEKTOREL_ANALIZ_RAPORU.docx
@@ -68,7 +68,7 @@
         <w:rPr>
           <w:sz w:val="22"/>
         </w:rPr>
-        <w:t>Mart 2026</w:t>
+        <w:t>04 Nisan 2026  |  Sürüm 2.4</w:t>
       </w:r>
     </w:p>
     <w:p>
